--- a/docs/word/technical-system-design.docx
+++ b/docs/word/technical-system-design.docx
@@ -7,7 +7,7 @@
         <w:pStyle w:val="Heading1"/>
       </w:pPr>
       <w:r>
-        <w:t xml:space="preserve">ReminderFoxAgain 0.8.1 — Technical System Design</w:t>
+        <w:t xml:space="preserve">ReminderFoxAgain 0.9.1 — Technical System Design</w:t>
       </w:r>
     </w:p>
     <w:p>
@@ -3603,6 +3603,126 @@
       </w:r>
     </w:p>
     <w:p>
+      <w:pPr/>
+      <w:r>
+        <w:rPr>
+          <w:b/>
+        </w:rPr>
+        <w:t xml:space="preserve">Loose dates (0.9.1).</w:t>
+      </w:r>
+      <w:r>
+        <w:t xml:space="preserve"> Before </w:t>
+      </w:r>
+      <w:r>
+        <w:rPr>
+          <w:rStyle w:val="CodeChar"/>
+        </w:rPr>
+        <w:t xml:space="preserve">ICAL.parse</w:t>
+      </w:r>
+      <w:r>
+        <w:t xml:space="preserve">, </w:t>
+      </w:r>
+      <w:r>
+        <w:rPr>
+          <w:rStyle w:val="CodeChar"/>
+        </w:rPr>
+        <w:t xml:space="preserve">repairDates()</w:t>
+      </w:r>
+      <w:r>
+        <w:t xml:space="preserve"> in </w:t>
+      </w:r>
+      <w:r>
+        <w:rPr>
+          <w:rStyle w:val="CodeChar"/>
+        </w:rPr>
+        <w:t xml:space="preserve">parseCalendars()</w:t>
+      </w:r>
+      <w:r>
+        <w:t xml:space="preserve"> unfolds the lines and checks every DATE or DATE-TIME value: by its </w:t>
+      </w:r>
+      <w:r>
+        <w:rPr>
+          <w:rStyle w:val="CodeChar"/>
+        </w:rPr>
+        <w:t xml:space="preserve">VALUE=</w:t>
+      </w:r>
+      <w:r>
+        <w:t xml:space="preserve"> parameter, or by the property's default type in ical.js's design set, plus a repeat rule's </w:t>
+      </w:r>
+      <w:r>
+        <w:rPr>
+          <w:rStyle w:val="CodeChar"/>
+        </w:rPr>
+        <w:t xml:space="preserve">UNTIL</w:t>
+      </w:r>
+      <w:r>
+        <w:t xml:space="preserve">. A value that isn't iCalendar, such as </w:t>
+      </w:r>
+      <w:r>
+        <w:rPr>
+          <w:rStyle w:val="CodeChar"/>
+        </w:rPr>
+        <w:t xml:space="preserve">Tue Oct 20 2026 10:00:00 GMT-0400</w:t>
+      </w:r>
+      <w:r>
+        <w:t xml:space="preserve">, </w:t>
+      </w:r>
+      <w:r>
+        <w:rPr>
+          <w:rStyle w:val="CodeChar"/>
+        </w:rPr>
+        <w:t xml:space="preserve">Tue, 20 Oct 2026 14:00:00 GMT</w:t>
+      </w:r>
+      <w:r>
+        <w:t xml:space="preserve"> or </w:t>
+      </w:r>
+      <w:r>
+        <w:rPr>
+          <w:rStyle w:val="CodeChar"/>
+        </w:rPr>
+        <w:t xml:space="preserve">2026-10-20</w:t>
+      </w:r>
+      <w:r>
+        <w:t xml:space="preserve">, is read with </w:t>
+      </w:r>
+      <w:r>
+        <w:rPr>
+          <w:rStyle w:val="CodeChar"/>
+        </w:rPr>
+        <w:t xml:space="preserve">Date.parse</w:t>
+      </w:r>
+      <w:r>
+        <w:t xml:space="preserve"> and rewritten as </w:t>
+      </w:r>
+      <w:r>
+        <w:rPr>
+          <w:rStyle w:val="CodeChar"/>
+        </w:rPr>
+        <w:t xml:space="preserve">20261020T140000Z</w:t>
+      </w:r>
+      <w:r>
+        <w:t xml:space="preserve"> (a date as </w:t>
+      </w:r>
+      <w:r>
+        <w:rPr>
+          <w:rStyle w:val="CodeChar"/>
+        </w:rPr>
+        <w:t xml:space="preserve">20261020</w:t>
+      </w:r>
+      <w:r>
+        <w:t xml:space="preserve">); a now-UTC value drops its </w:t>
+      </w:r>
+      <w:r>
+        <w:rPr>
+          <w:rStyle w:val="CodeChar"/>
+        </w:rPr>
+        <w:t xml:space="preserve">TZID</w:t>
+      </w:r>
+      <w:r>
+        <w:t xml:space="preserve">. A value that can't be read is left out with its line. Without this, ical.js stopped the whole file with "Could not extract integer from "Tue "".</w:t>
+      </w:r>
+    </w:p>
+    <w:p>
       <w:pPr>
         <w:pStyle w:val="Heading3"/>
       </w:pPr>
@@ -6296,7 +6416,596 @@
     <w:p>
       <w:pPr/>
       <w:r>
-        <w:t xml:space="preserve">An update from 0.7.0 needs only the .bat, the .ps1 and the .asar (the asar now carries the 34 locale files). An update from 0.6.x should include the runtime parts.</w:t>
+        <w:t xml:space="preserve">An update from 0.7.0 or later needs only the .bat, the .ps1 and the .asar (the asar now carries the 34 locale files). An update from 0.6.x should include the runtime parts.</w:t>
+      </w:r>
+    </w:p>
+    <w:p>
+      <w:pPr>
+        <w:pStyle w:val="Heading3"/>
+      </w:pPr>
+      <w:r>
+        <w:t xml:space="preserve">macOS and Linux (0.9.0)</w:t>
+      </w:r>
+    </w:p>
+    <w:p>
+      <w:pPr/>
+      <w:r>
+        <w:t xml:space="preserve">The same source runs on all three systems; </w:t>
+      </w:r>
+      <w:r>
+        <w:rPr>
+          <w:rStyle w:val="CodeChar"/>
+        </w:rPr>
+        <w:t xml:space="preserve">src/main.js</w:t>
+      </w:r>
+      <w:r>
+        <w:t xml:space="preserve"> branches on </w:t>
+      </w:r>
+      <w:r>
+        <w:rPr>
+          <w:rStyle w:val="CodeChar"/>
+        </w:rPr>
+        <w:t xml:space="preserve">process.platform</w:t>
+      </w:r>
+      <w:r>
+        <w:t xml:space="preserve"> (or </w:t>
+      </w:r>
+      <w:r>
+        <w:rPr>
+          <w:rStyle w:val="CodeChar"/>
+        </w:rPr>
+        <w:t xml:space="preserve">RF_FAKE_PLATFORM</w:t>
+      </w:r>
+      <w:r>
+        <w:t xml:space="preserve"> in tests).</w:t>
+      </w:r>
+    </w:p>
+    <w:tbl>
+      <w:tblPr>
+        <w:tblStyle w:val="TableGrid"/>
+        <w:tblW w:w="0" w:type="auto"/>
+        <w:tblLayout w:type="fixed"/>
+        <w:tblLook w:val="04A0" w:firstRow="1" w:lastRow="0" w:firstColumn="0" w:lastColumn="0" w:noHBand="0" w:noVBand="1"/>
+      </w:tblPr>
+      <w:tblGrid>
+        <w:gridCol w:w="1866"/>
+        <w:gridCol w:w="2340"/>
+        <w:gridCol w:w="2393"/>
+        <w:gridCol w:w="2761"/>
+      </w:tblGrid>
+      <w:tr>
+        <w:trPr>
+          <w:tblHeader/>
+        </w:trPr>
+        <w:tc>
+          <w:tcPr>
+            <w:tcW w:w="1866" w:type="dxa"/>
+            <w:shd w:val="clear" w:color="auto" w:fill="F2F2F2"/>
+          </w:tcPr>
+          <w:p>
+            <w:pPr/>
+            <w:r>
+              <w:t xml:space="preserve">Concern</w:t>
+            </w:r>
+          </w:p>
+        </w:tc>
+        <w:tc>
+          <w:tcPr>
+            <w:tcW w:w="2340" w:type="dxa"/>
+            <w:shd w:val="clear" w:color="auto" w:fill="F2F2F2"/>
+          </w:tcPr>
+          <w:p>
+            <w:pPr/>
+            <w:r>
+              <w:t xml:space="preserve">Windows</w:t>
+            </w:r>
+          </w:p>
+        </w:tc>
+        <w:tc>
+          <w:tcPr>
+            <w:tcW w:w="2393" w:type="dxa"/>
+            <w:shd w:val="clear" w:color="auto" w:fill="F2F2F2"/>
+          </w:tcPr>
+          <w:p>
+            <w:pPr/>
+            <w:r>
+              <w:t xml:space="preserve">macOS</w:t>
+            </w:r>
+          </w:p>
+        </w:tc>
+        <w:tc>
+          <w:tcPr>
+            <w:tcW w:w="2761" w:type="dxa"/>
+            <w:shd w:val="clear" w:color="auto" w:fill="F2F2F2"/>
+          </w:tcPr>
+          <w:p>
+            <w:pPr/>
+            <w:r>
+              <w:t xml:space="preserve">Linux</w:t>
+            </w:r>
+          </w:p>
+        </w:tc>
+      </w:tr>
+      <w:tr>
+        <w:tc>
+          <w:tcPr>
+            <w:tcW w:w="1866" w:type="dxa"/>
+          </w:tcPr>
+          <w:p>
+            <w:pPr/>
+            <w:r>
+              <w:t xml:space="preserve">Data folder</w:t>
+            </w:r>
+          </w:p>
+        </w:tc>
+        <w:tc>
+          <w:tcPr>
+            <w:tcW w:w="2340" w:type="dxa"/>
+          </w:tcPr>
+          <w:p>
+            <w:pPr/>
+            <w:r>
+              <w:rPr>
+                <w:rStyle w:val="CodeChar"/>
+              </w:rPr>
+              <w:t xml:space="preserve">%APPDATA%\ReminderFoxAgain</w:t>
+            </w:r>
+          </w:p>
+        </w:tc>
+        <w:tc>
+          <w:tcPr>
+            <w:tcW w:w="2393" w:type="dxa"/>
+          </w:tcPr>
+          <w:p>
+            <w:pPr/>
+            <w:r>
+              <w:rPr>
+                <w:rStyle w:val="CodeChar"/>
+              </w:rPr>
+              <w:t xml:space="preserve">~/Library/Application Support/ReminderFoxAgain</w:t>
+            </w:r>
+          </w:p>
+        </w:tc>
+        <w:tc>
+          <w:tcPr>
+            <w:tcW w:w="2761" w:type="dxa"/>
+          </w:tcPr>
+          <w:p>
+            <w:pPr/>
+            <w:r>
+              <w:rPr>
+                <w:rStyle w:val="CodeChar"/>
+              </w:rPr>
+              <w:t xml:space="preserve">~/.config/ReminderFoxAgain</w:t>
+            </w:r>
+          </w:p>
+        </w:tc>
+      </w:tr>
+      <w:tr>
+        <w:tc>
+          <w:tcPr>
+            <w:tcW w:w="1866" w:type="dxa"/>
+          </w:tcPr>
+          <w:p>
+            <w:pPr/>
+            <w:r>
+              <w:t xml:space="preserve">Tray</w:t>
+            </w:r>
+          </w:p>
+        </w:tc>
+        <w:tc>
+          <w:tcPr>
+            <w:tcW w:w="2340" w:type="dxa"/>
+          </w:tcPr>
+          <w:p>
+            <w:pPr/>
+            <w:r>
+              <w:rPr>
+                <w:rStyle w:val="CodeChar"/>
+              </w:rPr>
+              <w:t xml:space="preserve">tray.png</w:t>
+            </w:r>
+            <w:r>
+              <w:t xml:space="preserve"> in the system tray</w:t>
+            </w:r>
+          </w:p>
+        </w:tc>
+        <w:tc>
+          <w:tcPr>
+            <w:tcW w:w="2393" w:type="dxa"/>
+          </w:tcPr>
+          <w:p>
+            <w:pPr/>
+            <w:r>
+              <w:rPr>
+                <w:rStyle w:val="CodeChar"/>
+              </w:rPr>
+              <w:t xml:space="preserve">trayTemplate.png</w:t>
+            </w:r>
+            <w:r>
+              <w:t xml:space="preserve"> in the menu bar</w:t>
+            </w:r>
+          </w:p>
+        </w:tc>
+        <w:tc>
+          <w:tcPr>
+            <w:tcW w:w="2761" w:type="dxa"/>
+          </w:tcPr>
+          <w:p>
+            <w:pPr/>
+            <w:r>
+              <w:rPr>
+                <w:rStyle w:val="CodeChar"/>
+              </w:rPr>
+              <w:t xml:space="preserve">tray.png</w:t>
+            </w:r>
+            <w:r>
+              <w:t xml:space="preserve"> via StatusNotifier; on GNOME without a watcher, close quits</w:t>
+            </w:r>
+          </w:p>
+        </w:tc>
+      </w:tr>
+      <w:tr>
+        <w:tc>
+          <w:tcPr>
+            <w:tcW w:w="1866" w:type="dxa"/>
+          </w:tcPr>
+          <w:p>
+            <w:pPr/>
+            <w:r>
+              <w:t xml:space="preserve">Start at login</w:t>
+            </w:r>
+          </w:p>
+        </w:tc>
+        <w:tc>
+          <w:tcPr>
+            <w:tcW w:w="2340" w:type="dxa"/>
+          </w:tcPr>
+          <w:p>
+            <w:pPr/>
+            <w:r>
+              <w:t xml:space="preserve">Run key</w:t>
+            </w:r>
+          </w:p>
+        </w:tc>
+        <w:tc>
+          <w:tcPr>
+            <w:tcW w:w="2393" w:type="dxa"/>
+          </w:tcPr>
+          <w:p>
+            <w:pPr/>
+            <w:r>
+              <w:t xml:space="preserve">Login Items</w:t>
+            </w:r>
+          </w:p>
+        </w:tc>
+        <w:tc>
+          <w:tcPr>
+            <w:tcW w:w="2761" w:type="dxa"/>
+          </w:tcPr>
+          <w:p>
+            <w:pPr/>
+            <w:r>
+              <w:rPr>
+                <w:rStyle w:val="CodeChar"/>
+              </w:rPr>
+              <w:t xml:space="preserve">~/.config/autostart/reminderfoxagain.desktop</w:t>
+            </w:r>
+          </w:p>
+        </w:tc>
+      </w:tr>
+      <w:tr>
+        <w:tc>
+          <w:tcPr>
+            <w:tcW w:w="1866" w:type="dxa"/>
+          </w:tcPr>
+          <w:p>
+            <w:pPr/>
+            <w:r>
+              <w:t xml:space="preserve">Alarm attention</w:t>
+            </w:r>
+          </w:p>
+        </w:tc>
+        <w:tc>
+          <w:tcPr>
+            <w:tcW w:w="2340" w:type="dxa"/>
+          </w:tcPr>
+          <w:p>
+            <w:pPr/>
+            <w:r>
+              <w:rPr>
+                <w:rStyle w:val="CodeChar"/>
+              </w:rPr>
+              <w:t xml:space="preserve">flashFrame</w:t>
+            </w:r>
+          </w:p>
+        </w:tc>
+        <w:tc>
+          <w:tcPr>
+            <w:tcW w:w="2393" w:type="dxa"/>
+          </w:tcPr>
+          <w:p>
+            <w:pPr/>
+            <w:r>
+              <w:t xml:space="preserve">Dock bounce + notification</w:t>
+            </w:r>
+          </w:p>
+        </w:tc>
+        <w:tc>
+          <w:tcPr>
+            <w:tcW w:w="2761" w:type="dxa"/>
+          </w:tcPr>
+          <w:p>
+            <w:pPr/>
+            <w:r>
+              <w:rPr>
+                <w:rStyle w:val="CodeChar"/>
+              </w:rPr>
+              <w:t xml:space="preserve">flashFrame</w:t>
+            </w:r>
+            <w:r>
+              <w:t xml:space="preserve"> + notification</w:t>
+            </w:r>
+          </w:p>
+        </w:tc>
+      </w:tr>
+      <w:tr>
+        <w:tc>
+          <w:tcPr>
+            <w:tcW w:w="1866" w:type="dxa"/>
+          </w:tcPr>
+          <w:p>
+            <w:pPr/>
+            <w:r>
+              <w:t xml:space="preserve">Badge</w:t>
+            </w:r>
+          </w:p>
+        </w:tc>
+        <w:tc>
+          <w:tcPr>
+            <w:tcW w:w="2340" w:type="dxa"/>
+          </w:tcPr>
+          <w:p>
+            <w:pPr/>
+            <w:r>
+              <w:t xml:space="preserve">taskbar overlay icon</w:t>
+            </w:r>
+          </w:p>
+        </w:tc>
+        <w:tc>
+          <w:tcPr>
+            <w:tcW w:w="2393" w:type="dxa"/>
+          </w:tcPr>
+          <w:p>
+            <w:pPr/>
+            <w:r>
+              <w:t xml:space="preserve">Dock badge</w:t>
+            </w:r>
+          </w:p>
+        </w:tc>
+        <w:tc>
+          <w:tcPr>
+            <w:tcW w:w="2761" w:type="dxa"/>
+          </w:tcPr>
+          <w:p>
+            <w:pPr/>
+            <w:r>
+              <w:rPr>
+                <w:rStyle w:val="CodeChar"/>
+              </w:rPr>
+              <w:t xml:space="preserve">setBadgeCount</w:t>
+            </w:r>
+            <w:r>
+              <w:t xml:space="preserve"> + tray image</w:t>
+            </w:r>
+          </w:p>
+        </w:tc>
+      </w:tr>
+      <w:tr>
+        <w:tc>
+          <w:tcPr>
+            <w:tcW w:w="1866" w:type="dxa"/>
+          </w:tcPr>
+          <w:p>
+            <w:pPr/>
+            <w:r>
+              <w:t xml:space="preserve">Menu</w:t>
+            </w:r>
+          </w:p>
+        </w:tc>
+        <w:tc>
+          <w:tcPr>
+            <w:tcW w:w="2340" w:type="dxa"/>
+          </w:tcPr>
+          <w:p>
+            <w:pPr/>
+            <w:r>
+              <w:t xml:space="preserve">none</w:t>
+            </w:r>
+          </w:p>
+        </w:tc>
+        <w:tc>
+          <w:tcPr>
+            <w:tcW w:w="2393" w:type="dxa"/>
+          </w:tcPr>
+          <w:p>
+            <w:pPr/>
+            <w:r>
+              <w:t xml:space="preserve">application menu (</w:t>
+            </w:r>
+            <w:r>
+              <w:rPr>
+                <w:rStyle w:val="CodeChar"/>
+              </w:rPr>
+              <w:t xml:space="preserve">appMenuTemplate()</w:t>
+            </w:r>
+            <w:r>
+              <w:t xml:space="preserve">)</w:t>
+            </w:r>
+          </w:p>
+        </w:tc>
+        <w:tc>
+          <w:tcPr>
+            <w:tcW w:w="2761" w:type="dxa"/>
+          </w:tcPr>
+          <w:p>
+            <w:pPr/>
+            <w:r>
+              <w:t xml:space="preserve">none</w:t>
+            </w:r>
+          </w:p>
+        </w:tc>
+      </w:tr>
+      <w:tr>
+        <w:tc>
+          <w:tcPr>
+            <w:tcW w:w="1866" w:type="dxa"/>
+          </w:tcPr>
+          <w:p>
+            <w:pPr/>
+            <w:r>
+              <w:t xml:space="preserve">Release</w:t>
+            </w:r>
+          </w:p>
+        </w:tc>
+        <w:tc>
+          <w:tcPr>
+            <w:tcW w:w="2340" w:type="dxa"/>
+          </w:tcPr>
+          <w:p>
+            <w:pPr/>
+            <w:r>
+              <w:rPr>
+                <w:rStyle w:val="CodeChar"/>
+              </w:rPr>
+              <w:t xml:space="preserve">.bat</w:t>
+            </w:r>
+            <w:r>
+              <w:t xml:space="preserve"> + </w:t>
+            </w:r>
+            <w:r>
+              <w:rPr>
+                <w:rStyle w:val="CodeChar"/>
+              </w:rPr>
+              <w:t xml:space="preserve">.ps1</w:t>
+            </w:r>
+            <w:r>
+              <w:t xml:space="preserve"> + </w:t>
+            </w:r>
+            <w:r>
+              <w:rPr>
+                <w:rStyle w:val="CodeChar"/>
+              </w:rPr>
+              <w:t xml:space="preserve">.asar</w:t>
+            </w:r>
+            <w:r>
+              <w:t xml:space="preserve"> + runtime parts</w:t>
+            </w:r>
+          </w:p>
+        </w:tc>
+        <w:tc>
+          <w:tcPr>
+            <w:tcW w:w="2393" w:type="dxa"/>
+          </w:tcPr>
+          <w:p>
+            <w:pPr/>
+            <w:r>
+              <w:t xml:space="preserve">universal </w:t>
+            </w:r>
+            <w:r>
+              <w:rPr>
+                <w:rStyle w:val="CodeChar"/>
+              </w:rPr>
+              <w:t xml:space="preserve">.zip</w:t>
+            </w:r>
+            <w:r>
+              <w:t xml:space="preserve">, ad-hoc signed</w:t>
+            </w:r>
+          </w:p>
+        </w:tc>
+        <w:tc>
+          <w:tcPr>
+            <w:tcW w:w="2761" w:type="dxa"/>
+          </w:tcPr>
+          <w:p>
+            <w:pPr/>
+            <w:r>
+              <w:rPr>
+                <w:rStyle w:val="CodeChar"/>
+              </w:rPr>
+              <w:t xml:space="preserve">.deb</w:t>
+            </w:r>
+            <w:r>
+              <w:t xml:space="preserve"> and </w:t>
+            </w:r>
+            <w:r>
+              <w:rPr>
+                <w:rStyle w:val="CodeChar"/>
+              </w:rPr>
+              <w:t xml:space="preserve">.tar.gz</w:t>
+            </w:r>
+            <w:r>
+              <w:t xml:space="preserve">, x64 and arm64</w:t>
+            </w:r>
+          </w:p>
+        </w:tc>
+      </w:tr>
+    </w:tbl>
+    <w:p>
+      <w:pPr/>
+      <w:r>
+        <w:rPr>
+          <w:rStyle w:val="CodeChar"/>
+        </w:rPr>
+        <w:t xml:space="preserve">build-linux.sh</w:t>
+      </w:r>
+      <w:r>
+        <w:t xml:space="preserve"> and </w:t>
+      </w:r>
+      <w:r>
+        <w:rPr>
+          <w:rStyle w:val="CodeChar"/>
+        </w:rPr>
+        <w:t xml:space="preserve">build-macos.sh</w:t>
+      </w:r>
+      <w:r>
+        <w:t xml:space="preserve"> build on Linux and are deterministic. The macOS app is joined from arm64 and x64 builds by </w:t>
+      </w:r>
+      <w:r>
+        <w:rPr>
+          <w:rStyle w:val="CodeChar"/>
+        </w:rPr>
+        <w:t xml:space="preserve">@electron/universal</w:t>
+      </w:r>
+      <w:r>
+        <w:t xml:space="preserve"> with a Python stand-in for </w:t>
+      </w:r>
+      <w:r>
+        <w:rPr>
+          <w:rStyle w:val="CodeChar"/>
+        </w:rPr>
+        <w:t xml:space="preserve">lipo</w:t>
+      </w:r>
+      <w:r>
+        <w:t xml:space="preserve">, then signed ad hoc with </w:t>
+      </w:r>
+      <w:r>
+        <w:rPr>
+          <w:rStyle w:val="CodeChar"/>
+        </w:rPr>
+        <w:t xml:space="preserve">rcodesign</w:t>
+      </w:r>
+      <w:r>
+        <w:t xml:space="preserve">. The renderer adapts Windows wording and, on macOS, Ctrl+ shortcuts to ⌘ in </w:t>
+      </w:r>
+      <w:r>
+        <w:rPr>
+          <w:rStyle w:val="CodeChar"/>
+        </w:rPr>
+        <w:t xml:space="preserve">i18n-dom.js</w:t>
+      </w:r>
+      <w:r>
+        <w:t xml:space="preserve"> before translation.</w:t>
       </w:r>
     </w:p>
     <w:p>

--- a/docs/word/technical-system-design.docx
+++ b/docs/word/technical-system-design.docx
@@ -7,7 +7,7 @@
         <w:pStyle w:val="Heading1"/>
       </w:pPr>
       <w:r>
-        <w:t xml:space="preserve">ReminderFoxAgain 0.9.1 — Technical System Design</w:t>
+        <w:t xml:space="preserve">ReminderFoxAgain 0.9.2 — Technical System Design</w:t>
       </w:r>
     </w:p>
     <w:p>
@@ -348,7 +348,7 @@
           <w:p>
             <w:pPr/>
             <w:r>
-              <w:t xml:space="preserve">Windows PowerShell 5.1 present on every Windows 11 PC</w:t>
+              <w:t xml:space="preserve">The Windows installer is built on Linux with makensis (NSIS 3)</w:t>
             </w:r>
           </w:p>
         </w:tc>
@@ -359,7 +359,7 @@
           <w:p>
             <w:pPr/>
             <w:r>
-              <w:t xml:space="preserve">Installer is a .bat + .ps1, no installer framework</w:t>
+              <w:t xml:space="preserve">One NSIS Setup .exe, per user, no PowerShell (0.9.2; a .bat + .ps1 before)</w:t>
             </w:r>
           </w:p>
         </w:tc>
@@ -1386,6 +1386,7 @@
       <w:r>
         <w:rPr>
           <w:b/>
+          <w:bCs/>
         </w:rPr>
         <w:t xml:space="preserve">ical.js components</w:t>
       </w:r>
@@ -2100,6 +2101,7 @@
       <w:r>
         <w:rPr>
           <w:b/>
+          <w:bCs/>
         </w:rPr>
         <w:t xml:space="preserve">Daily:</w:t>
       </w:r>
@@ -2136,6 +2138,7 @@
       <w:r>
         <w:rPr>
           <w:b/>
+          <w:bCs/>
         </w:rPr>
         <w:t xml:space="preserve">Manual:</w:t>
       </w:r>
@@ -2163,6 +2166,7 @@
       <w:r>
         <w:rPr>
           <w:b/>
+          <w:bCs/>
         </w:rPr>
         <w:t xml:space="preserve">Before restore:</w:t>
       </w:r>
@@ -2209,6 +2213,7 @@
       <w:r>
         <w:rPr>
           <w:b/>
+          <w:bCs/>
         </w:rPr>
         <w:t xml:space="preserve">rows</w:t>
       </w:r>
@@ -2280,6 +2285,7 @@
       <w:r>
         <w:rPr>
           <w:b/>
+          <w:bCs/>
         </w:rPr>
         <w:t xml:space="preserve">carried</w:t>
       </w:r>
@@ -2340,6 +2346,7 @@
       <w:r>
         <w:rPr>
           <w:b/>
+          <w:bCs/>
         </w:rPr>
         <w:t xml:space="preserve">original</w:t>
       </w:r>
@@ -2518,6 +2525,7 @@
       <w:r>
         <w:rPr>
           <w:b/>
+          <w:bCs/>
         </w:rPr>
         <w:t xml:space="preserve">by</w:t>
       </w:r>
@@ -2536,6 +2544,7 @@
       <w:r>
         <w:rPr>
           <w:b/>
+          <w:bCs/>
         </w:rPr>
         <w:t xml:space="preserve">Model.</w:t>
       </w:r>
@@ -2635,6 +2644,7 @@
       <w:r>
         <w:rPr>
           <w:b/>
+          <w:bCs/>
         </w:rPr>
         <w:t xml:space="preserve">Fire times.</w:t>
       </w:r>
@@ -2671,6 +2681,7 @@
       <w:r>
         <w:rPr>
           <w:b/>
+          <w:bCs/>
         </w:rPr>
         <w:t xml:space="preserve">latest</w:t>
       </w:r>
@@ -2689,6 +2700,7 @@
       <w:r>
         <w:rPr>
           <w:b/>
+          <w:bCs/>
         </w:rPr>
         <w:t xml:space="preserve">Keys.</w:t>
       </w:r>
@@ -2716,6 +2728,7 @@
       <w:r>
         <w:rPr>
           <w:b/>
+          <w:bCs/>
         </w:rPr>
         <w:t xml:space="preserve">Interoperability.</w:t>
       </w:r>
@@ -2770,6 +2783,7 @@
       <w:r>
         <w:rPr>
           <w:b/>
+          <w:bCs/>
         </w:rPr>
         <w:t xml:space="preserve">Scheduling.</w:t>
       </w:r>
@@ -2829,6 +2843,7 @@
       <w:r>
         <w:rPr>
           <w:b/>
+          <w:bCs/>
         </w:rPr>
         <w:t xml:space="preserve">Model.</w:t>
       </w:r>
@@ -2892,6 +2907,7 @@
       <w:r>
         <w:rPr>
           <w:b/>
+          <w:bCs/>
         </w:rPr>
         <w:t xml:space="preserve">Viewing.</w:t>
       </w:r>
@@ -2919,6 +2935,7 @@
       <w:r>
         <w:rPr>
           <w:b/>
+          <w:bCs/>
         </w:rPr>
         <w:t xml:space="preserve">Duplicate and copy.</w:t>
       </w:r>
@@ -3018,6 +3035,7 @@
       <w:r>
         <w:rPr>
           <w:b/>
+          <w:bCs/>
         </w:rPr>
         <w:t xml:space="preserve">Move.</w:t>
       </w:r>
@@ -3054,6 +3072,7 @@
       <w:r>
         <w:rPr>
           <w:b/>
+          <w:bCs/>
         </w:rPr>
         <w:t xml:space="preserve">Remove a list.</w:t>
       </w:r>
@@ -3099,6 +3118,7 @@
       <w:r>
         <w:rPr>
           <w:b/>
+          <w:bCs/>
         </w:rPr>
         <w:t xml:space="preserve">Import of the add-on's lists.</w:t>
       </w:r>
@@ -3185,6 +3205,7 @@
       <w:r>
         <w:rPr>
           <w:b/>
+          <w:bCs/>
         </w:rPr>
         <w:t xml:space="preserve">Terminated or Suspended</w:t>
       </w:r>
@@ -3203,6 +3224,7 @@
       <w:r>
         <w:rPr>
           <w:b/>
+          <w:bCs/>
         </w:rPr>
         <w:t xml:space="preserve">UI.</w:t>
       </w:r>
@@ -3239,6 +3261,7 @@
       <w:r>
         <w:rPr>
           <w:b/>
+          <w:bCs/>
         </w:rPr>
         <w:t xml:space="preserve">archiveToList().</w:t>
       </w:r>
@@ -3347,6 +3370,7 @@
       <w:r>
         <w:rPr>
           <w:b/>
+          <w:bCs/>
         </w:rPr>
         <w:t xml:space="preserve">Kept.</w:t>
       </w:r>
@@ -3454,6 +3478,7 @@
       <w:r>
         <w:rPr>
           <w:b/>
+          <w:bCs/>
         </w:rPr>
         <w:t xml:space="preserve">Preview.</w:t>
       </w:r>
@@ -3481,6 +3506,7 @@
       <w:r>
         <w:rPr>
           <w:i/>
+          <w:iCs/>
         </w:rPr>
         <w:t xml:space="preserve">existing</w:t>
       </w:r>
@@ -3490,6 +3516,7 @@
       <w:r>
         <w:rPr>
           <w:i/>
+          <w:iCs/>
         </w:rPr>
         <w:t xml:space="preserve">duplicates</w:t>
       </w:r>
@@ -3520,6 +3547,7 @@
       <w:r>
         <w:rPr>
           <w:b/>
+          <w:bCs/>
         </w:rPr>
         <w:t xml:space="preserve">Import.</w:t>
       </w:r>
@@ -3559,6 +3587,7 @@
       <w:r>
         <w:rPr>
           <w:b/>
+          <w:bCs/>
         </w:rPr>
         <w:t xml:space="preserve">Replace.</w:t>
       </w:r>
@@ -3607,6 +3636,7 @@
       <w:r>
         <w:rPr>
           <w:b/>
+          <w:bCs/>
         </w:rPr>
         <w:t xml:space="preserve">Loose dates (0.9.1).</w:t>
       </w:r>
@@ -4199,6 +4229,7 @@
       <w:r>
         <w:rPr>
           <w:b/>
+          <w:bCs/>
         </w:rPr>
         <w:t xml:space="preserve">Keys and values.</w:t>
       </w:r>
@@ -4256,6 +4287,7 @@
       <w:r>
         <w:rPr>
           <w:b/>
+          <w:bCs/>
         </w:rPr>
         <w:t xml:space="preserve">Choice.</w:t>
       </w:r>
@@ -4349,6 +4381,7 @@
       <w:r>
         <w:rPr>
           <w:b/>
+          <w:bCs/>
         </w:rPr>
         <w:t xml:space="preserve">RTL.</w:t>
       </w:r>
@@ -4788,6 +4821,7 @@
       <w:r>
         <w:rPr>
           <w:b/>
+          <w:bCs/>
         </w:rPr>
         <w:t xml:space="preserve">View</w:t>
       </w:r>
@@ -4806,6 +4840,7 @@
       <w:r>
         <w:rPr>
           <w:b/>
+          <w:bCs/>
         </w:rPr>
         <w:t xml:space="preserve">Manage reminders…</w:t>
       </w:r>
@@ -4835,6 +4870,7 @@
       <w:r>
         <w:rPr>
           <w:b/>
+          <w:bCs/>
         </w:rPr>
         <w:t xml:space="preserve">Built-in sounds.</w:t>
       </w:r>
@@ -4928,6 +4964,7 @@
       <w:r>
         <w:rPr>
           <w:b/>
+          <w:bCs/>
         </w:rPr>
         <w:t xml:space="preserve">Choice.</w:t>
       </w:r>
@@ -5012,6 +5049,7 @@
       <w:r>
         <w:rPr>
           <w:b/>
+          <w:bCs/>
         </w:rPr>
         <w:t xml:space="preserve">Playing.</w:t>
       </w:r>
@@ -5042,6 +5080,7 @@
       <w:r>
         <w:rPr>
           <w:b/>
+          <w:bCs/>
         </w:rPr>
         <w:t xml:space="preserve">Continuously until cleared.</w:t>
       </w:r>
@@ -5125,6 +5164,7 @@
       <w:r>
         <w:rPr>
           <w:b/>
+          <w:bCs/>
         </w:rPr>
         <w:t xml:space="preserve">Show completed.</w:t>
       </w:r>
@@ -5191,6 +5231,7 @@
       <w:r>
         <w:rPr>
           <w:b/>
+          <w:bCs/>
         </w:rPr>
         <w:t xml:space="preserve">Mini calendar.</w:t>
       </w:r>
@@ -5238,6 +5279,7 @@
       <w:r>
         <w:rPr>
           <w:b/>
+          <w:bCs/>
         </w:rPr>
         <w:t xml:space="preserve">Model.</w:t>
       </w:r>
@@ -5277,6 +5319,7 @@
       <w:r>
         <w:rPr>
           <w:b/>
+          <w:bCs/>
         </w:rPr>
         <w:t xml:space="preserve">Tokens.</w:t>
       </w:r>
@@ -5334,6 +5377,7 @@
       <w:r>
         <w:rPr>
           <w:b/>
+          <w:bCs/>
         </w:rPr>
         <w:t xml:space="preserve">Applying.</w:t>
       </w:r>
@@ -5400,6 +5444,7 @@
       <w:r>
         <w:rPr>
           <w:b/>
+          <w:bCs/>
         </w:rPr>
         <w:t xml:space="preserve">Editor.</w:t>
       </w:r>
@@ -5453,6 +5498,7 @@
       <w:r>
         <w:rPr>
           <w:b/>
+          <w:bCs/>
         </w:rPr>
         <w:t xml:space="preserve">Quick alarms</w:t>
       </w:r>
@@ -5489,6 +5535,7 @@
       <w:r>
         <w:rPr>
           <w:b/>
+          <w:bCs/>
         </w:rPr>
         <w:t xml:space="preserve">Suspend</w:t>
       </w:r>
@@ -5717,6 +5764,7 @@
       <w:r>
         <w:rPr>
           <w:b/>
+          <w:bCs/>
         </w:rPr>
         <w:t xml:space="preserve">Manage reminders…</w:t>
       </w:r>
@@ -6258,16 +6306,31 @@
         </w:numPr>
       </w:pPr>
       <w:r>
-        <w:t xml:space="preserve">The app file is copied as </w:t>
-      </w:r>
-      <w:r>
-        <w:rPr>
-          <w:rStyle w:val="CodeChar"/>
-        </w:rPr>
-        <w:t xml:space="preserve">ReminderFoxAgain-app-&lt;ver&gt;.asar</w:t>
-      </w:r>
-      <w:r>
-        <w:t xml:space="preserve">.</w:t>
+        <w:rPr>
+          <w:rStyle w:val="CodeChar"/>
+        </w:rPr>
+        <w:t xml:space="preserve">tools/installer-lang.js</w:t>
+      </w:r>
+      <w:r>
+        <w:t xml:space="preserve"> writes the installer's languages and its own strings from </w:t>
+      </w:r>
+      <w:r>
+        <w:rPr>
+          <w:rStyle w:val="CodeChar"/>
+        </w:rPr>
+        <w:t xml:space="preserve">src/ui/locales/</w:t>
+      </w:r>
+      <w:r>
+        <w:t xml:space="preserve"> (</w:t>
+      </w:r>
+      <w:r>
+        <w:rPr>
+          <w:rStyle w:val="CodeChar"/>
+        </w:rPr>
+        <w:t xml:space="preserve">dist/lang.nsh</w:t>
+      </w:r>
+      <w:r>
+        <w:t xml:space="preserve">).</w:t>
       </w:r>
     </w:p>
     <w:p>
@@ -6279,16 +6342,43 @@
         </w:numPr>
       </w:pPr>
       <w:r>
-        <w:t xml:space="preserve">The runtime (everything except the asar) is touched to a fixed time (2026-01-01 UTC), zipped in sorted order with </w:t>
-      </w:r>
-      <w:r>
-        <w:rPr>
-          <w:rStyle w:val="CodeChar"/>
-        </w:rPr>
-        <w:t xml:space="preserve">zip -X -D</w:t>
-      </w:r>
-      <w:r>
-        <w:t xml:space="preserve">, and split into 28 MiB parts.</w:t>
+        <w:t xml:space="preserve">Every file of the app is touched to a fixed time (2026-01-01 UTC), and </w:t>
+      </w:r>
+      <w:r>
+        <w:rPr>
+          <w:rStyle w:val="CodeChar"/>
+        </w:rPr>
+        <w:t xml:space="preserve">makensis</w:t>
+      </w:r>
+      <w:r>
+        <w:t xml:space="preserve"> compiles </w:t>
+      </w:r>
+      <w:r>
+        <w:rPr>
+          <w:rStyle w:val="CodeChar"/>
+        </w:rPr>
+        <w:t xml:space="preserve">installer/ReminderFoxAgain.nsi</w:t>
+      </w:r>
+      <w:r>
+        <w:t xml:space="preserve"> (64-bit stub, solid LZMA) into </w:t>
+      </w:r>
+      <w:r>
+        <w:rPr>
+          <w:rStyle w:val="CodeChar"/>
+        </w:rPr>
+        <w:t xml:space="preserve">ReminderFoxAgain-Setup-&lt;ver&gt;.exe</w:t>
+      </w:r>
+      <w:r>
+        <w:t xml:space="preserve">. With </w:t>
+      </w:r>
+      <w:r>
+        <w:rPr>
+          <w:rStyle w:val="CodeChar"/>
+        </w:rPr>
+        <w:t xml:space="preserve">SOURCE_DATE_EPOCH</w:t>
+      </w:r>
+      <w:r>
+        <w:t xml:space="preserve"> set, two builds are byte-identical.</w:t>
       </w:r>
     </w:p>
     <w:p>
@@ -6300,13 +6390,34 @@
         </w:numPr>
       </w:pPr>
       <w:r>
-        <w:rPr>
-          <w:rStyle w:val="CodeChar"/>
-        </w:rPr>
-        <w:t xml:space="preserve">fill-setup.sh</w:t>
-      </w:r>
-      <w:r>
-        <w:t xml:space="preserve"> writes the version, runtime version, part count and hashes into the setup template, and the .bat is written with CRLF line endings.</w:t>
+        <w:t xml:space="preserve">Optional: </w:t>
+      </w:r>
+      <w:r>
+        <w:rPr>
+          <w:rStyle w:val="CodeChar"/>
+        </w:rPr>
+        <w:t xml:space="preserve">SIGN_CERT</w:t>
+      </w:r>
+      <w:r>
+        <w:t xml:space="preserve">/</w:t>
+      </w:r>
+      <w:r>
+        <w:rPr>
+          <w:rStyle w:val="CodeChar"/>
+        </w:rPr>
+        <w:t xml:space="preserve">SIGN_PASS</w:t>
+      </w:r>
+      <w:r>
+        <w:t xml:space="preserve"> sign the Setup file with </w:t>
+      </w:r>
+      <w:r>
+        <w:rPr>
+          <w:rStyle w:val="CodeChar"/>
+        </w:rPr>
+        <w:t xml:space="preserve">osslsigncode</w:t>
+      </w:r>
+      <w:r>
+        <w:t xml:space="preserve">.</w:t>
       </w:r>
     </w:p>
     <w:p>
@@ -6323,19 +6434,19 @@
         <w:rPr>
           <w:rStyle w:val="CodeChar"/>
         </w:rPr>
-        <w:t xml:space="preserve">Install or Update ReminderFoxAgain.bat</w:t>
-      </w:r>
-      <w:r>
-        <w:t xml:space="preserve"> runs </w:t>
-      </w:r>
-      <w:r>
-        <w:rPr>
-          <w:rStyle w:val="CodeChar"/>
-        </w:rPr>
-        <w:t xml:space="preserve">ReminderFoxAgain-Setup.ps1</w:t>
-      </w:r>
-      <w:r>
-        <w:t xml:space="preserve"> with Windows PowerShell 5.1 (it also runs under PowerShell 7 for the tests). The setup:</w:t>
+        <w:t xml:space="preserve">ReminderFoxAgain-Setup-&lt;ver&gt;.exe</w:t>
+      </w:r>
+      <w:r>
+        <w:t xml:space="preserve"> (NSIS, </w:t>
+      </w:r>
+      <w:r>
+        <w:rPr>
+          <w:rStyle w:val="CodeChar"/>
+        </w:rPr>
+        <w:t xml:space="preserve">RequestExecutionLevel user</w:t>
+      </w:r>
+      <w:r>
+        <w:t xml:space="preserve">) installs for the current user only, in the app's languages (the Windows display language picks one). It:</w:t>
       </w:r>
     </w:p>
     <w:p>
@@ -6347,16 +6458,16 @@
         </w:numPr>
       </w:pPr>
       <w:r>
-        <w:t xml:space="preserve">Chooses a runtime: the installed one if its Electron version matches, else the parts next to the script (checked against their SHA-256). Otherwise it stops with a message naming the missing parts. From 0.7.0, an installed runtime without </w:t>
-      </w:r>
-      <w:r>
-        <w:rPr>
-          <w:rStyle w:val="CodeChar"/>
-        </w:rPr>
-        <w:t xml:space="preserve">locales\de.pak</w:t>
-      </w:r>
-      <w:r>
-        <w:t xml:space="preserve"> (0.6.x kept only three locales) is replaced when the parts are present; without them it is kept, with a note that date pickers stay in English.</w:t>
+        <w:t xml:space="preserve">closes a running ReminderFoxAgain (</w:t>
+      </w:r>
+      <w:r>
+        <w:rPr>
+          <w:rStyle w:val="CodeChar"/>
+        </w:rPr>
+        <w:t xml:space="preserve">taskkill /IM ReminderFoxAgain.exe</w:t>
+      </w:r>
+      <w:r>
+        <w:t xml:space="preserve">);</w:t>
       </w:r>
     </w:p>
     <w:p>
@@ -6368,16 +6479,25 @@
         </w:numPr>
       </w:pPr>
       <w:r>
-        <w:t xml:space="preserve">Builds the new program folder beside the old one and swaps it into </w:t>
-      </w:r>
-      <w:r>
-        <w:rPr>
-          <w:rStyle w:val="CodeChar"/>
-        </w:rPr>
-        <w:t xml:space="preserve">%LOCALAPPDATA%\Programs\ReminderFoxAgain</w:t>
-      </w:r>
-      <w:r>
-        <w:t xml:space="preserve">.</w:t>
+        <w:t xml:space="preserve">writes the new copy and its uninstaller to </w:t>
+      </w:r>
+      <w:r>
+        <w:rPr>
+          <w:rStyle w:val="CodeChar"/>
+        </w:rPr>
+        <w:t xml:space="preserve">%LOCALAPPDATA%\Programs\ReminderFoxAgain.new</w:t>
+      </w:r>
+      <w:r>
+        <w:t xml:space="preserve">, then swaps folders (the old one becomes </w:t>
+      </w:r>
+      <w:r>
+        <w:rPr>
+          <w:rStyle w:val="CodeChar"/>
+        </w:rPr>
+        <w:t xml:space="preserve">.old</w:t>
+      </w:r>
+      <w:r>
+        <w:t xml:space="preserve"> and is removed only after the new one is in place; if the swap fails, the old copy is put back);</w:t>
       </w:r>
     </w:p>
     <w:p>
@@ -6389,34 +6509,40 @@
         </w:numPr>
       </w:pPr>
       <w:r>
-        <w:t xml:space="preserve">Creates the Start-menu and desktop shortcuts, the Settings → Apps entry (HKCU Uninstall key, with quiet uninstall) and the Run key when Start with Windows is on.</w:t>
-      </w:r>
-    </w:p>
-    <w:p>
-      <w:pPr>
-        <w:pStyle w:val="ListParagraph"/>
-        <w:numPr>
-          <w:ilvl w:val="0"/>
-          <w:numId w:val="14"/>
-        </w:numPr>
-      </w:pPr>
-      <w:r>
-        <w:t xml:space="preserve">Writes </w:t>
-      </w:r>
-      <w:r>
-        <w:rPr>
-          <w:rStyle w:val="CodeChar"/>
-        </w:rPr>
-        <w:t xml:space="preserve">Uninstall ReminderFoxAgain.ps1</w:t>
-      </w:r>
-      <w:r>
-        <w:t xml:space="preserve">. It removes the program, the shortcuts and the keys, and removes the data folder only if the user types YES.</w:t>
+        <w:t xml:space="preserve">makes the Start-menu and desktop shortcuts (the same names as the earlier setup, so they are replaced) and the Settings → Apps entry under </w:t>
+      </w:r>
+      <w:r>
+        <w:rPr>
+          <w:rStyle w:val="CodeChar"/>
+        </w:rPr>
+        <w:t xml:space="preserve">HKCU\…\Uninstall\ReminderFoxAgain</w:t>
+      </w:r>
+      <w:r>
+        <w:t xml:space="preserve">, with a quiet uninstall string.</w:t>
       </w:r>
     </w:p>
     <w:p>
       <w:pPr/>
       <w:r>
-        <w:t xml:space="preserve">An update from 0.7.0 or later needs only the .bat, the .ps1 and the .asar (the asar now carries the 34 locale files). An update from 0.6.x should include the runtime parts.</w:t>
+        <w:t xml:space="preserve">The uninstaller closes the app, removes the shortcuts, the Settings → Apps entry, the start-at-login value and the program folder, then asks whether to delete </w:t>
+      </w:r>
+      <w:r>
+        <w:rPr>
+          <w:rStyle w:val="CodeChar"/>
+        </w:rPr>
+        <w:t xml:space="preserve">%APPDATA%\ReminderFoxAgain</w:t>
+      </w:r>
+      <w:r>
+        <w:t xml:space="preserve"> (No is the default; </w:t>
+      </w:r>
+      <w:r>
+        <w:rPr>
+          <w:rStyle w:val="CodeChar"/>
+        </w:rPr>
+        <w:t xml:space="preserve">/S</w:t>
+      </w:r>
+      <w:r>
+        <w:t xml:space="preserve"> never deletes it). An install made by the earlier .bat setup is replaced in place, including its PowerShell uninstaller and registry entry.</w:t>
       </w:r>
     </w:p>
     <w:p>
@@ -6878,28 +7004,7 @@
               <w:rPr>
                 <w:rStyle w:val="CodeChar"/>
               </w:rPr>
-              <w:t xml:space="preserve">.bat</w:t>
-            </w:r>
-            <w:r>
-              <w:t xml:space="preserve"> + </w:t>
-            </w:r>
-            <w:r>
-              <w:rPr>
-                <w:rStyle w:val="CodeChar"/>
-              </w:rPr>
-              <w:t xml:space="preserve">.ps1</w:t>
-            </w:r>
-            <w:r>
-              <w:t xml:space="preserve"> + </w:t>
-            </w:r>
-            <w:r>
-              <w:rPr>
-                <w:rStyle w:val="CodeChar"/>
-              </w:rPr>
-              <w:t xml:space="preserve">.asar</w:t>
-            </w:r>
-            <w:r>
-              <w:t xml:space="preserve"> + runtime parts</w:t>
+              <w:t xml:space="preserve">one NSIS Setup .exe (0.9.2)</w:t>
             </w:r>
           </w:p>
         </w:tc>
@@ -7033,8 +7138,8 @@
       </w:tblPr>
       <w:tblGrid>
         <w:gridCol w:w="1621"/>
-        <w:gridCol w:w="4680"/>
-        <w:gridCol w:w="2070"/>
+        <w:gridCol w:w="4757"/>
+        <w:gridCol w:w="1993"/>
         <w:gridCol w:w="989"/>
       </w:tblGrid>
       <w:tr>
@@ -7055,7 +7160,7 @@
         </w:tc>
         <w:tc>
           <w:tcPr>
-            <w:tcW w:w="4680" w:type="dxa"/>
+            <w:tcW w:w="4757" w:type="dxa"/>
             <w:shd w:val="clear" w:color="auto" w:fill="F2F2F2"/>
           </w:tcPr>
           <w:p>
@@ -7067,7 +7172,7 @@
         </w:tc>
         <w:tc>
           <w:tcPr>
-            <w:tcW w:w="2070" w:type="dxa"/>
+            <w:tcW w:w="1993" w:type="dxa"/>
             <w:shd w:val="clear" w:color="auto" w:fill="F2F2F2"/>
           </w:tcPr>
           <w:p>
@@ -7104,7 +7209,7 @@
         </w:tc>
         <w:tc>
           <w:tcPr>
-            <w:tcW w:w="4680" w:type="dxa"/>
+            <w:tcW w:w="4757" w:type="dxa"/>
           </w:tcPr>
           <w:p>
             <w:pPr/>
@@ -7115,7 +7220,7 @@
         </w:tc>
         <w:tc>
           <w:tcPr>
-            <w:tcW w:w="2070" w:type="dxa"/>
+            <w:tcW w:w="1993" w:type="dxa"/>
           </w:tcPr>
           <w:p>
             <w:pPr/>
@@ -7156,7 +7261,7 @@
         </w:tc>
         <w:tc>
           <w:tcPr>
-            <w:tcW w:w="4680" w:type="dxa"/>
+            <w:tcW w:w="4757" w:type="dxa"/>
           </w:tcPr>
           <w:p>
             <w:pPr/>
@@ -7200,7 +7305,7 @@
         </w:tc>
         <w:tc>
           <w:tcPr>
-            <w:tcW w:w="2070" w:type="dxa"/>
+            <w:tcW w:w="1993" w:type="dxa"/>
           </w:tcPr>
           <w:p>
             <w:pPr/>
@@ -7235,7 +7340,7 @@
         </w:tc>
         <w:tc>
           <w:tcPr>
-            <w:tcW w:w="4680" w:type="dxa"/>
+            <w:tcW w:w="4757" w:type="dxa"/>
           </w:tcPr>
           <w:p>
             <w:pPr/>
@@ -7246,7 +7351,7 @@
         </w:tc>
         <w:tc>
           <w:tcPr>
-            <w:tcW w:w="2070" w:type="dxa"/>
+            <w:tcW w:w="1993" w:type="dxa"/>
           </w:tcPr>
           <w:p>
             <w:pPr/>
@@ -7281,23 +7386,23 @@
         </w:tc>
         <w:tc>
           <w:tcPr>
-            <w:tcW w:w="4680" w:type="dxa"/>
-          </w:tcPr>
-          <w:p>
-            <w:pPr/>
-            <w:r>
-              <w:t xml:space="preserve">tools/test-setup.sh with pwsh 7: fresh install, update, reuse of the runtime, replacing a 0.6.x runtime, damaged parts, uninstall with and without YES</w:t>
-            </w:r>
-          </w:p>
-        </w:tc>
-        <w:tc>
-          <w:tcPr>
-            <w:tcW w:w="2070" w:type="dxa"/>
-          </w:tcPr>
-          <w:p>
-            <w:pPr/>
-            <w:r>
-              <w:t xml:space="preserve">20 checks</w:t>
+            <w:tcW w:w="4757" w:type="dxa"/>
+          </w:tcPr>
+          <w:p>
+            <w:pPr/>
+            <w:r>
+              <w:t xml:space="preserve">tools/test-installer.sh under Wine: fresh install, update over a 0.9.1 (.bat) install, repair, silent uninstall keeping your reminders; tools/test-linux-install.sh: the Linux tarball; tools/check-macos-app.py: the macOS app</w:t>
+            </w:r>
+          </w:p>
+        </w:tc>
+        <w:tc>
+          <w:tcPr>
+            <w:tcW w:w="1993" w:type="dxa"/>
+          </w:tcPr>
+          <w:p>
+            <w:pPr/>
+            <w:r>
+              <w:t xml:space="preserve">19 + 19 checks</w:t>
             </w:r>
           </w:p>
         </w:tc>
@@ -7327,7 +7432,7 @@
         </w:tc>
         <w:tc>
           <w:tcPr>
-            <w:tcW w:w="4680" w:type="dxa"/>
+            <w:tcW w:w="4757" w:type="dxa"/>
           </w:tcPr>
           <w:p>
             <w:pPr/>
@@ -7338,7 +7443,7 @@
         </w:tc>
         <w:tc>
           <w:tcPr>
-            <w:tcW w:w="2070" w:type="dxa"/>
+            <w:tcW w:w="1993" w:type="dxa"/>
           </w:tcPr>
           <w:p>
             <w:pPr/>
@@ -7924,7 +8029,9 @@
     </w:pPr>
     <w:rPr>
       <w:b/>
+      <w:bCs/>
       <w:sz w:val="32"/>
+      <w:szCs w:val="32"/>
     </w:rPr>
   </w:style>
   <w:style w:type="paragraph" w:styleId="Heading2">
@@ -7939,7 +8046,9 @@
     </w:pPr>
     <w:rPr>
       <w:b/>
+      <w:bCs/>
       <w:sz w:val="26"/>
+      <w:szCs w:val="26"/>
     </w:rPr>
   </w:style>
   <w:style w:type="paragraph" w:styleId="Heading3">
@@ -7954,7 +8063,9 @@
     </w:pPr>
     <w:rPr>
       <w:b/>
+      <w:bCs/>
       <w:sz w:val="24"/>
+      <w:szCs w:val="24"/>
     </w:rPr>
   </w:style>
   <w:style w:type="paragraph" w:styleId="Heading4">
@@ -7968,7 +8079,9 @@
     </w:pPr>
     <w:rPr>
       <w:b/>
+      <w:bCs/>
       <w:sz w:val="22"/>
+      <w:szCs w:val="22"/>
     </w:rPr>
   </w:style>
   <w:style w:type="paragraph" w:styleId="Heading5">
@@ -7982,7 +8095,9 @@
     </w:pPr>
     <w:rPr>
       <w:b/>
+      <w:bCs/>
       <w:sz w:val="22"/>
+      <w:szCs w:val="22"/>
     </w:rPr>
   </w:style>
   <w:style w:type="paragraph" w:styleId="Heading6">
@@ -7996,7 +8111,9 @@
     </w:pPr>
     <w:rPr>
       <w:i/>
+      <w:iCs/>
       <w:sz w:val="22"/>
+      <w:szCs w:val="22"/>
     </w:rPr>
   </w:style>
   <w:style w:type="paragraph" w:styleId="Title">
@@ -8010,6 +8127,7 @@
     </w:pPr>
     <w:rPr>
       <w:sz w:val="56"/>
+      <w:szCs w:val="56"/>
     </w:rPr>
   </w:style>
   <w:style w:type="paragraph" w:styleId="Quote">
@@ -8024,6 +8142,7 @@
     </w:pPr>
     <w:rPr>
       <w:i/>
+      <w:iCs/>
       <w:color w:val="404040"/>
     </w:rPr>
   </w:style>
@@ -8039,6 +8158,7 @@
     <w:rPr>
       <w:rFonts w:ascii="Consolas" w:hAnsi="Consolas" w:eastAsia="Consolas" w:cs="Consolas"/>
       <w:sz w:val="20"/>
+      <w:szCs w:val="20"/>
     </w:rPr>
   </w:style>
   <w:style w:type="character" w:styleId="CodeChar">
@@ -8047,6 +8167,7 @@
     <w:rPr>
       <w:rFonts w:ascii="Consolas" w:hAnsi="Consolas" w:eastAsia="Consolas" w:cs="Consolas"/>
       <w:sz w:val="20"/>
+      <w:szCs w:val="20"/>
       <w:shd w:val="clear" w:color="auto" w:fill="F5F5F5"/>
     </w:rPr>
   </w:style>

--- a/docs/word/technical-system-design.docx
+++ b/docs/word/technical-system-design.docx
@@ -7,7 +7,7 @@
         <w:pStyle w:val="Heading1"/>
       </w:pPr>
       <w:r>
-        <w:t xml:space="preserve">ReminderFoxAgain 0.9.2 — Technical System Design</w:t>
+        <w:t xml:space="preserve">ReminderFoxAgain 0.9.1 — Technical System Design</w:t>
       </w:r>
     </w:p>
     <w:p>
@@ -348,7 +348,7 @@
           <w:p>
             <w:pPr/>
             <w:r>
-              <w:t xml:space="preserve">The Windows installer is built on Linux with makensis (NSIS 3)</w:t>
+              <w:t xml:space="preserve">Windows PowerShell 5.1 present on every Windows 11 PC</w:t>
             </w:r>
           </w:p>
         </w:tc>
@@ -359,7 +359,7 @@
           <w:p>
             <w:pPr/>
             <w:r>
-              <w:t xml:space="preserve">One NSIS Setup .exe, per user, no PowerShell (0.9.2; a .bat + .ps1 before)</w:t>
+              <w:t xml:space="preserve">Installer is a .bat + .ps1, no installer framework</w:t>
             </w:r>
           </w:p>
         </w:tc>
@@ -1386,7 +1386,6 @@
       <w:r>
         <w:rPr>
           <w:b/>
-          <w:bCs/>
         </w:rPr>
         <w:t xml:space="preserve">ical.js components</w:t>
       </w:r>
@@ -2101,7 +2100,6 @@
       <w:r>
         <w:rPr>
           <w:b/>
-          <w:bCs/>
         </w:rPr>
         <w:t xml:space="preserve">Daily:</w:t>
       </w:r>
@@ -2138,7 +2136,6 @@
       <w:r>
         <w:rPr>
           <w:b/>
-          <w:bCs/>
         </w:rPr>
         <w:t xml:space="preserve">Manual:</w:t>
       </w:r>
@@ -2166,7 +2163,6 @@
       <w:r>
         <w:rPr>
           <w:b/>
-          <w:bCs/>
         </w:rPr>
         <w:t xml:space="preserve">Before restore:</w:t>
       </w:r>
@@ -2213,7 +2209,6 @@
       <w:r>
         <w:rPr>
           <w:b/>
-          <w:bCs/>
         </w:rPr>
         <w:t xml:space="preserve">rows</w:t>
       </w:r>
@@ -2285,7 +2280,6 @@
       <w:r>
         <w:rPr>
           <w:b/>
-          <w:bCs/>
         </w:rPr>
         <w:t xml:space="preserve">carried</w:t>
       </w:r>
@@ -2346,7 +2340,6 @@
       <w:r>
         <w:rPr>
           <w:b/>
-          <w:bCs/>
         </w:rPr>
         <w:t xml:space="preserve">original</w:t>
       </w:r>
@@ -2525,7 +2518,6 @@
       <w:r>
         <w:rPr>
           <w:b/>
-          <w:bCs/>
         </w:rPr>
         <w:t xml:space="preserve">by</w:t>
       </w:r>
@@ -2544,7 +2536,6 @@
       <w:r>
         <w:rPr>
           <w:b/>
-          <w:bCs/>
         </w:rPr>
         <w:t xml:space="preserve">Model.</w:t>
       </w:r>
@@ -2644,7 +2635,6 @@
       <w:r>
         <w:rPr>
           <w:b/>
-          <w:bCs/>
         </w:rPr>
         <w:t xml:space="preserve">Fire times.</w:t>
       </w:r>
@@ -2681,7 +2671,6 @@
       <w:r>
         <w:rPr>
           <w:b/>
-          <w:bCs/>
         </w:rPr>
         <w:t xml:space="preserve">latest</w:t>
       </w:r>
@@ -2700,7 +2689,6 @@
       <w:r>
         <w:rPr>
           <w:b/>
-          <w:bCs/>
         </w:rPr>
         <w:t xml:space="preserve">Keys.</w:t>
       </w:r>
@@ -2728,7 +2716,6 @@
       <w:r>
         <w:rPr>
           <w:b/>
-          <w:bCs/>
         </w:rPr>
         <w:t xml:space="preserve">Interoperability.</w:t>
       </w:r>
@@ -2783,7 +2770,6 @@
       <w:r>
         <w:rPr>
           <w:b/>
-          <w:bCs/>
         </w:rPr>
         <w:t xml:space="preserve">Scheduling.</w:t>
       </w:r>
@@ -2843,7 +2829,6 @@
       <w:r>
         <w:rPr>
           <w:b/>
-          <w:bCs/>
         </w:rPr>
         <w:t xml:space="preserve">Model.</w:t>
       </w:r>
@@ -2907,7 +2892,6 @@
       <w:r>
         <w:rPr>
           <w:b/>
-          <w:bCs/>
         </w:rPr>
         <w:t xml:space="preserve">Viewing.</w:t>
       </w:r>
@@ -2935,7 +2919,6 @@
       <w:r>
         <w:rPr>
           <w:b/>
-          <w:bCs/>
         </w:rPr>
         <w:t xml:space="preserve">Duplicate and copy.</w:t>
       </w:r>
@@ -3035,7 +3018,6 @@
       <w:r>
         <w:rPr>
           <w:b/>
-          <w:bCs/>
         </w:rPr>
         <w:t xml:space="preserve">Move.</w:t>
       </w:r>
@@ -3072,7 +3054,6 @@
       <w:r>
         <w:rPr>
           <w:b/>
-          <w:bCs/>
         </w:rPr>
         <w:t xml:space="preserve">Remove a list.</w:t>
       </w:r>
@@ -3118,7 +3099,6 @@
       <w:r>
         <w:rPr>
           <w:b/>
-          <w:bCs/>
         </w:rPr>
         <w:t xml:space="preserve">Import of the add-on's lists.</w:t>
       </w:r>
@@ -3205,7 +3185,6 @@
       <w:r>
         <w:rPr>
           <w:b/>
-          <w:bCs/>
         </w:rPr>
         <w:t xml:space="preserve">Terminated or Suspended</w:t>
       </w:r>
@@ -3224,7 +3203,6 @@
       <w:r>
         <w:rPr>
           <w:b/>
-          <w:bCs/>
         </w:rPr>
         <w:t xml:space="preserve">UI.</w:t>
       </w:r>
@@ -3261,7 +3239,6 @@
       <w:r>
         <w:rPr>
           <w:b/>
-          <w:bCs/>
         </w:rPr>
         <w:t xml:space="preserve">archiveToList().</w:t>
       </w:r>
@@ -3370,7 +3347,6 @@
       <w:r>
         <w:rPr>
           <w:b/>
-          <w:bCs/>
         </w:rPr>
         <w:t xml:space="preserve">Kept.</w:t>
       </w:r>
@@ -3478,7 +3454,6 @@
       <w:r>
         <w:rPr>
           <w:b/>
-          <w:bCs/>
         </w:rPr>
         <w:t xml:space="preserve">Preview.</w:t>
       </w:r>
@@ -3506,7 +3481,6 @@
       <w:r>
         <w:rPr>
           <w:i/>
-          <w:iCs/>
         </w:rPr>
         <w:t xml:space="preserve">existing</w:t>
       </w:r>
@@ -3516,7 +3490,6 @@
       <w:r>
         <w:rPr>
           <w:i/>
-          <w:iCs/>
         </w:rPr>
         <w:t xml:space="preserve">duplicates</w:t>
       </w:r>
@@ -3547,7 +3520,6 @@
       <w:r>
         <w:rPr>
           <w:b/>
-          <w:bCs/>
         </w:rPr>
         <w:t xml:space="preserve">Import.</w:t>
       </w:r>
@@ -3587,7 +3559,6 @@
       <w:r>
         <w:rPr>
           <w:b/>
-          <w:bCs/>
         </w:rPr>
         <w:t xml:space="preserve">Replace.</w:t>
       </w:r>
@@ -3636,7 +3607,6 @@
       <w:r>
         <w:rPr>
           <w:b/>
-          <w:bCs/>
         </w:rPr>
         <w:t xml:space="preserve">Loose dates (0.9.1).</w:t>
       </w:r>
@@ -4229,7 +4199,6 @@
       <w:r>
         <w:rPr>
           <w:b/>
-          <w:bCs/>
         </w:rPr>
         <w:t xml:space="preserve">Keys and values.</w:t>
       </w:r>
@@ -4287,7 +4256,6 @@
       <w:r>
         <w:rPr>
           <w:b/>
-          <w:bCs/>
         </w:rPr>
         <w:t xml:space="preserve">Choice.</w:t>
       </w:r>
@@ -4381,7 +4349,6 @@
       <w:r>
         <w:rPr>
           <w:b/>
-          <w:bCs/>
         </w:rPr>
         <w:t xml:space="preserve">RTL.</w:t>
       </w:r>
@@ -4821,7 +4788,6 @@
       <w:r>
         <w:rPr>
           <w:b/>
-          <w:bCs/>
         </w:rPr>
         <w:t xml:space="preserve">View</w:t>
       </w:r>
@@ -4840,7 +4806,6 @@
       <w:r>
         <w:rPr>
           <w:b/>
-          <w:bCs/>
         </w:rPr>
         <w:t xml:space="preserve">Manage reminders…</w:t>
       </w:r>
@@ -4870,7 +4835,6 @@
       <w:r>
         <w:rPr>
           <w:b/>
-          <w:bCs/>
         </w:rPr>
         <w:t xml:space="preserve">Built-in sounds.</w:t>
       </w:r>
@@ -4964,7 +4928,6 @@
       <w:r>
         <w:rPr>
           <w:b/>
-          <w:bCs/>
         </w:rPr>
         <w:t xml:space="preserve">Choice.</w:t>
       </w:r>
@@ -5049,7 +5012,6 @@
       <w:r>
         <w:rPr>
           <w:b/>
-          <w:bCs/>
         </w:rPr>
         <w:t xml:space="preserve">Playing.</w:t>
       </w:r>
@@ -5080,7 +5042,6 @@
       <w:r>
         <w:rPr>
           <w:b/>
-          <w:bCs/>
         </w:rPr>
         <w:t xml:space="preserve">Continuously until cleared.</w:t>
       </w:r>
@@ -5164,7 +5125,6 @@
       <w:r>
         <w:rPr>
           <w:b/>
-          <w:bCs/>
         </w:rPr>
         <w:t xml:space="preserve">Show completed.</w:t>
       </w:r>
@@ -5231,7 +5191,6 @@
       <w:r>
         <w:rPr>
           <w:b/>
-          <w:bCs/>
         </w:rPr>
         <w:t xml:space="preserve">Mini calendar.</w:t>
       </w:r>
@@ -5279,7 +5238,6 @@
       <w:r>
         <w:rPr>
           <w:b/>
-          <w:bCs/>
         </w:rPr>
         <w:t xml:space="preserve">Model.</w:t>
       </w:r>
@@ -5319,7 +5277,6 @@
       <w:r>
         <w:rPr>
           <w:b/>
-          <w:bCs/>
         </w:rPr>
         <w:t xml:space="preserve">Tokens.</w:t>
       </w:r>
@@ -5377,7 +5334,6 @@
       <w:r>
         <w:rPr>
           <w:b/>
-          <w:bCs/>
         </w:rPr>
         <w:t xml:space="preserve">Applying.</w:t>
       </w:r>
@@ -5444,7 +5400,6 @@
       <w:r>
         <w:rPr>
           <w:b/>
-          <w:bCs/>
         </w:rPr>
         <w:t xml:space="preserve">Editor.</w:t>
       </w:r>
@@ -5498,7 +5453,6 @@
       <w:r>
         <w:rPr>
           <w:b/>
-          <w:bCs/>
         </w:rPr>
         <w:t xml:space="preserve">Quick alarms</w:t>
       </w:r>
@@ -5535,7 +5489,6 @@
       <w:r>
         <w:rPr>
           <w:b/>
-          <w:bCs/>
         </w:rPr>
         <w:t xml:space="preserve">Suspend</w:t>
       </w:r>
@@ -5764,7 +5717,6 @@
       <w:r>
         <w:rPr>
           <w:b/>
-          <w:bCs/>
         </w:rPr>
         <w:t xml:space="preserve">Manage reminders…</w:t>
       </w:r>
@@ -6306,31 +6258,16 @@
         </w:numPr>
       </w:pPr>
       <w:r>
-        <w:rPr>
-          <w:rStyle w:val="CodeChar"/>
-        </w:rPr>
-        <w:t xml:space="preserve">tools/installer-lang.js</w:t>
-      </w:r>
-      <w:r>
-        <w:t xml:space="preserve"> writes the installer's languages and its own strings from </w:t>
-      </w:r>
-      <w:r>
-        <w:rPr>
-          <w:rStyle w:val="CodeChar"/>
-        </w:rPr>
-        <w:t xml:space="preserve">src/ui/locales/</w:t>
-      </w:r>
-      <w:r>
-        <w:t xml:space="preserve"> (</w:t>
-      </w:r>
-      <w:r>
-        <w:rPr>
-          <w:rStyle w:val="CodeChar"/>
-        </w:rPr>
-        <w:t xml:space="preserve">dist/lang.nsh</w:t>
-      </w:r>
-      <w:r>
-        <w:t xml:space="preserve">).</w:t>
+        <w:t xml:space="preserve">The app file is copied as </w:t>
+      </w:r>
+      <w:r>
+        <w:rPr>
+          <w:rStyle w:val="CodeChar"/>
+        </w:rPr>
+        <w:t xml:space="preserve">ReminderFoxAgain-app-&lt;ver&gt;.asar</w:t>
+      </w:r>
+      <w:r>
+        <w:t xml:space="preserve">.</w:t>
       </w:r>
     </w:p>
     <w:p>
@@ -6342,43 +6279,16 @@
         </w:numPr>
       </w:pPr>
       <w:r>
-        <w:t xml:space="preserve">Every file of the app is touched to a fixed time (2026-01-01 UTC), and </w:t>
-      </w:r>
-      <w:r>
-        <w:rPr>
-          <w:rStyle w:val="CodeChar"/>
-        </w:rPr>
-        <w:t xml:space="preserve">makensis</w:t>
-      </w:r>
-      <w:r>
-        <w:t xml:space="preserve"> compiles </w:t>
-      </w:r>
-      <w:r>
-        <w:rPr>
-          <w:rStyle w:val="CodeChar"/>
-        </w:rPr>
-        <w:t xml:space="preserve">installer/ReminderFoxAgain.nsi</w:t>
-      </w:r>
-      <w:r>
-        <w:t xml:space="preserve"> (64-bit stub, solid LZMA) into </w:t>
-      </w:r>
-      <w:r>
-        <w:rPr>
-          <w:rStyle w:val="CodeChar"/>
-        </w:rPr>
-        <w:t xml:space="preserve">ReminderFoxAgain-Setup-&lt;ver&gt;.exe</w:t>
-      </w:r>
-      <w:r>
-        <w:t xml:space="preserve">. With </w:t>
-      </w:r>
-      <w:r>
-        <w:rPr>
-          <w:rStyle w:val="CodeChar"/>
-        </w:rPr>
-        <w:t xml:space="preserve">SOURCE_DATE_EPOCH</w:t>
-      </w:r>
-      <w:r>
-        <w:t xml:space="preserve"> set, two builds are byte-identical.</w:t>
+        <w:t xml:space="preserve">The runtime (everything except the asar) is touched to a fixed time (2026-01-01 UTC), zipped in sorted order with </w:t>
+      </w:r>
+      <w:r>
+        <w:rPr>
+          <w:rStyle w:val="CodeChar"/>
+        </w:rPr>
+        <w:t xml:space="preserve">zip -X -D</w:t>
+      </w:r>
+      <w:r>
+        <w:t xml:space="preserve">, and split into 28 MiB parts.</w:t>
       </w:r>
     </w:p>
     <w:p>
@@ -6390,34 +6300,13 @@
         </w:numPr>
       </w:pPr>
       <w:r>
-        <w:t xml:space="preserve">Optional: </w:t>
-      </w:r>
-      <w:r>
-        <w:rPr>
-          <w:rStyle w:val="CodeChar"/>
-        </w:rPr>
-        <w:t xml:space="preserve">SIGN_CERT</w:t>
-      </w:r>
-      <w:r>
-        <w:t xml:space="preserve">/</w:t>
-      </w:r>
-      <w:r>
-        <w:rPr>
-          <w:rStyle w:val="CodeChar"/>
-        </w:rPr>
-        <w:t xml:space="preserve">SIGN_PASS</w:t>
-      </w:r>
-      <w:r>
-        <w:t xml:space="preserve"> sign the Setup file with </w:t>
-      </w:r>
-      <w:r>
-        <w:rPr>
-          <w:rStyle w:val="CodeChar"/>
-        </w:rPr>
-        <w:t xml:space="preserve">osslsigncode</w:t>
-      </w:r>
-      <w:r>
-        <w:t xml:space="preserve">.</w:t>
+        <w:rPr>
+          <w:rStyle w:val="CodeChar"/>
+        </w:rPr>
+        <w:t xml:space="preserve">fill-setup.sh</w:t>
+      </w:r>
+      <w:r>
+        <w:t xml:space="preserve"> writes the version, runtime version, part count and hashes into the setup template, and the .bat is written with CRLF line endings.</w:t>
       </w:r>
     </w:p>
     <w:p>
@@ -6434,19 +6323,19 @@
         <w:rPr>
           <w:rStyle w:val="CodeChar"/>
         </w:rPr>
-        <w:t xml:space="preserve">ReminderFoxAgain-Setup-&lt;ver&gt;.exe</w:t>
-      </w:r>
-      <w:r>
-        <w:t xml:space="preserve"> (NSIS, </w:t>
-      </w:r>
-      <w:r>
-        <w:rPr>
-          <w:rStyle w:val="CodeChar"/>
-        </w:rPr>
-        <w:t xml:space="preserve">RequestExecutionLevel user</w:t>
-      </w:r>
-      <w:r>
-        <w:t xml:space="preserve">) installs for the current user only, in the app's languages (the Windows display language picks one). It:</w:t>
+        <w:t xml:space="preserve">Install or Update ReminderFoxAgain.bat</w:t>
+      </w:r>
+      <w:r>
+        <w:t xml:space="preserve"> runs </w:t>
+      </w:r>
+      <w:r>
+        <w:rPr>
+          <w:rStyle w:val="CodeChar"/>
+        </w:rPr>
+        <w:t xml:space="preserve">ReminderFoxAgain-Setup.ps1</w:t>
+      </w:r>
+      <w:r>
+        <w:t xml:space="preserve"> with Windows PowerShell 5.1 (it also runs under PowerShell 7 for the tests). The setup:</w:t>
       </w:r>
     </w:p>
     <w:p>
@@ -6458,16 +6347,16 @@
         </w:numPr>
       </w:pPr>
       <w:r>
-        <w:t xml:space="preserve">closes a running ReminderFoxAgain (</w:t>
-      </w:r>
-      <w:r>
-        <w:rPr>
-          <w:rStyle w:val="CodeChar"/>
-        </w:rPr>
-        <w:t xml:space="preserve">taskkill /IM ReminderFoxAgain.exe</w:t>
-      </w:r>
-      <w:r>
-        <w:t xml:space="preserve">);</w:t>
+        <w:t xml:space="preserve">Chooses a runtime: the installed one if its Electron version matches, else the parts next to the script (checked against their SHA-256). Otherwise it stops with a message naming the missing parts. From 0.7.0, an installed runtime without </w:t>
+      </w:r>
+      <w:r>
+        <w:rPr>
+          <w:rStyle w:val="CodeChar"/>
+        </w:rPr>
+        <w:t xml:space="preserve">locales\de.pak</w:t>
+      </w:r>
+      <w:r>
+        <w:t xml:space="preserve"> (0.6.x kept only three locales) is replaced when the parts are present; without them it is kept, with a note that date pickers stay in English.</w:t>
       </w:r>
     </w:p>
     <w:p>
@@ -6479,25 +6368,16 @@
         </w:numPr>
       </w:pPr>
       <w:r>
-        <w:t xml:space="preserve">writes the new copy and its uninstaller to </w:t>
-      </w:r>
-      <w:r>
-        <w:rPr>
-          <w:rStyle w:val="CodeChar"/>
-        </w:rPr>
-        <w:t xml:space="preserve">%LOCALAPPDATA%\Programs\ReminderFoxAgain.new</w:t>
-      </w:r>
-      <w:r>
-        <w:t xml:space="preserve">, then swaps folders (the old one becomes </w:t>
-      </w:r>
-      <w:r>
-        <w:rPr>
-          <w:rStyle w:val="CodeChar"/>
-        </w:rPr>
-        <w:t xml:space="preserve">.old</w:t>
-      </w:r>
-      <w:r>
-        <w:t xml:space="preserve"> and is removed only after the new one is in place; if the swap fails, the old copy is put back);</w:t>
+        <w:t xml:space="preserve">Builds the new program folder beside the old one and swaps it into </w:t>
+      </w:r>
+      <w:r>
+        <w:rPr>
+          <w:rStyle w:val="CodeChar"/>
+        </w:rPr>
+        <w:t xml:space="preserve">%LOCALAPPDATA%\Programs\ReminderFoxAgain</w:t>
+      </w:r>
+      <w:r>
+        <w:t xml:space="preserve">.</w:t>
       </w:r>
     </w:p>
     <w:p>
@@ -6509,40 +6389,34 @@
         </w:numPr>
       </w:pPr>
       <w:r>
-        <w:t xml:space="preserve">makes the Start-menu and desktop shortcuts (the same names as the earlier setup, so they are replaced) and the Settings → Apps entry under </w:t>
-      </w:r>
-      <w:r>
-        <w:rPr>
-          <w:rStyle w:val="CodeChar"/>
-        </w:rPr>
-        <w:t xml:space="preserve">HKCU\…\Uninstall\ReminderFoxAgain</w:t>
-      </w:r>
-      <w:r>
-        <w:t xml:space="preserve">, with a quiet uninstall string.</w:t>
+        <w:t xml:space="preserve">Creates the Start-menu and desktop shortcuts, the Settings → Apps entry (HKCU Uninstall key, with quiet uninstall) and the Run key when Start with Windows is on.</w:t>
+      </w:r>
+    </w:p>
+    <w:p>
+      <w:pPr>
+        <w:pStyle w:val="ListParagraph"/>
+        <w:numPr>
+          <w:ilvl w:val="0"/>
+          <w:numId w:val="14"/>
+        </w:numPr>
+      </w:pPr>
+      <w:r>
+        <w:t xml:space="preserve">Writes </w:t>
+      </w:r>
+      <w:r>
+        <w:rPr>
+          <w:rStyle w:val="CodeChar"/>
+        </w:rPr>
+        <w:t xml:space="preserve">Uninstall ReminderFoxAgain.ps1</w:t>
+      </w:r>
+      <w:r>
+        <w:t xml:space="preserve">. It removes the program, the shortcuts and the keys, and removes the data folder only if the user types YES.</w:t>
       </w:r>
     </w:p>
     <w:p>
       <w:pPr/>
       <w:r>
-        <w:t xml:space="preserve">The uninstaller closes the app, removes the shortcuts, the Settings → Apps entry, the start-at-login value and the program folder, then asks whether to delete </w:t>
-      </w:r>
-      <w:r>
-        <w:rPr>
-          <w:rStyle w:val="CodeChar"/>
-        </w:rPr>
-        <w:t xml:space="preserve">%APPDATA%\ReminderFoxAgain</w:t>
-      </w:r>
-      <w:r>
-        <w:t xml:space="preserve"> (No is the default; </w:t>
-      </w:r>
-      <w:r>
-        <w:rPr>
-          <w:rStyle w:val="CodeChar"/>
-        </w:rPr>
-        <w:t xml:space="preserve">/S</w:t>
-      </w:r>
-      <w:r>
-        <w:t xml:space="preserve"> never deletes it). An install made by the earlier .bat setup is replaced in place, including its PowerShell uninstaller and registry entry.</w:t>
+        <w:t xml:space="preserve">An update from 0.7.0 or later needs only the .bat, the .ps1 and the .asar (the asar now carries the 34 locale files). An update from 0.6.x should include the runtime parts.</w:t>
       </w:r>
     </w:p>
     <w:p>
@@ -7004,7 +6878,28 @@
               <w:rPr>
                 <w:rStyle w:val="CodeChar"/>
               </w:rPr>
-              <w:t xml:space="preserve">one NSIS Setup .exe (0.9.2)</w:t>
+              <w:t xml:space="preserve">.bat</w:t>
+            </w:r>
+            <w:r>
+              <w:t xml:space="preserve"> + </w:t>
+            </w:r>
+            <w:r>
+              <w:rPr>
+                <w:rStyle w:val="CodeChar"/>
+              </w:rPr>
+              <w:t xml:space="preserve">.ps1</w:t>
+            </w:r>
+            <w:r>
+              <w:t xml:space="preserve"> + </w:t>
+            </w:r>
+            <w:r>
+              <w:rPr>
+                <w:rStyle w:val="CodeChar"/>
+              </w:rPr>
+              <w:t xml:space="preserve">.asar</w:t>
+            </w:r>
+            <w:r>
+              <w:t xml:space="preserve"> + runtime parts</w:t>
             </w:r>
           </w:p>
         </w:tc>
@@ -7138,8 +7033,8 @@
       </w:tblPr>
       <w:tblGrid>
         <w:gridCol w:w="1621"/>
-        <w:gridCol w:w="4757"/>
-        <w:gridCol w:w="1993"/>
+        <w:gridCol w:w="4680"/>
+        <w:gridCol w:w="2070"/>
         <w:gridCol w:w="989"/>
       </w:tblGrid>
       <w:tr>
@@ -7160,7 +7055,7 @@
         </w:tc>
         <w:tc>
           <w:tcPr>
-            <w:tcW w:w="4757" w:type="dxa"/>
+            <w:tcW w:w="4680" w:type="dxa"/>
             <w:shd w:val="clear" w:color="auto" w:fill="F2F2F2"/>
           </w:tcPr>
           <w:p>
@@ -7172,7 +7067,7 @@
         </w:tc>
         <w:tc>
           <w:tcPr>
-            <w:tcW w:w="1993" w:type="dxa"/>
+            <w:tcW w:w="2070" w:type="dxa"/>
             <w:shd w:val="clear" w:color="auto" w:fill="F2F2F2"/>
           </w:tcPr>
           <w:p>
@@ -7209,7 +7104,7 @@
         </w:tc>
         <w:tc>
           <w:tcPr>
-            <w:tcW w:w="4757" w:type="dxa"/>
+            <w:tcW w:w="4680" w:type="dxa"/>
           </w:tcPr>
           <w:p>
             <w:pPr/>
@@ -7220,7 +7115,7 @@
         </w:tc>
         <w:tc>
           <w:tcPr>
-            <w:tcW w:w="1993" w:type="dxa"/>
+            <w:tcW w:w="2070" w:type="dxa"/>
           </w:tcPr>
           <w:p>
             <w:pPr/>
@@ -7261,7 +7156,7 @@
         </w:tc>
         <w:tc>
           <w:tcPr>
-            <w:tcW w:w="4757" w:type="dxa"/>
+            <w:tcW w:w="4680" w:type="dxa"/>
           </w:tcPr>
           <w:p>
             <w:pPr/>
@@ -7305,7 +7200,7 @@
         </w:tc>
         <w:tc>
           <w:tcPr>
-            <w:tcW w:w="1993" w:type="dxa"/>
+            <w:tcW w:w="2070" w:type="dxa"/>
           </w:tcPr>
           <w:p>
             <w:pPr/>
@@ -7340,7 +7235,7 @@
         </w:tc>
         <w:tc>
           <w:tcPr>
-            <w:tcW w:w="4757" w:type="dxa"/>
+            <w:tcW w:w="4680" w:type="dxa"/>
           </w:tcPr>
           <w:p>
             <w:pPr/>
@@ -7351,7 +7246,7 @@
         </w:tc>
         <w:tc>
           <w:tcPr>
-            <w:tcW w:w="1993" w:type="dxa"/>
+            <w:tcW w:w="2070" w:type="dxa"/>
           </w:tcPr>
           <w:p>
             <w:pPr/>
@@ -7386,23 +7281,23 @@
         </w:tc>
         <w:tc>
           <w:tcPr>
-            <w:tcW w:w="4757" w:type="dxa"/>
-          </w:tcPr>
-          <w:p>
-            <w:pPr/>
-            <w:r>
-              <w:t xml:space="preserve">tools/test-installer.sh under Wine: fresh install, update over a 0.9.1 (.bat) install, repair, silent uninstall keeping your reminders; tools/test-linux-install.sh: the Linux tarball; tools/check-macos-app.py: the macOS app</w:t>
-            </w:r>
-          </w:p>
-        </w:tc>
-        <w:tc>
-          <w:tcPr>
-            <w:tcW w:w="1993" w:type="dxa"/>
-          </w:tcPr>
-          <w:p>
-            <w:pPr/>
-            <w:r>
-              <w:t xml:space="preserve">19 + 19 checks</w:t>
+            <w:tcW w:w="4680" w:type="dxa"/>
+          </w:tcPr>
+          <w:p>
+            <w:pPr/>
+            <w:r>
+              <w:t xml:space="preserve">tools/test-setup.sh with pwsh 7: fresh install, update, reuse of the runtime, replacing a 0.6.x runtime, damaged parts, uninstall with and without YES</w:t>
+            </w:r>
+          </w:p>
+        </w:tc>
+        <w:tc>
+          <w:tcPr>
+            <w:tcW w:w="2070" w:type="dxa"/>
+          </w:tcPr>
+          <w:p>
+            <w:pPr/>
+            <w:r>
+              <w:t xml:space="preserve">20 checks</w:t>
             </w:r>
           </w:p>
         </w:tc>
@@ -7432,7 +7327,7 @@
         </w:tc>
         <w:tc>
           <w:tcPr>
-            <w:tcW w:w="4757" w:type="dxa"/>
+            <w:tcW w:w="4680" w:type="dxa"/>
           </w:tcPr>
           <w:p>
             <w:pPr/>
@@ -7443,7 +7338,7 @@
         </w:tc>
         <w:tc>
           <w:tcPr>
-            <w:tcW w:w="1993" w:type="dxa"/>
+            <w:tcW w:w="2070" w:type="dxa"/>
           </w:tcPr>
           <w:p>
             <w:pPr/>
@@ -8029,9 +7924,7 @@
     </w:pPr>
     <w:rPr>
       <w:b/>
-      <w:bCs/>
       <w:sz w:val="32"/>
-      <w:szCs w:val="32"/>
     </w:rPr>
   </w:style>
   <w:style w:type="paragraph" w:styleId="Heading2">
@@ -8046,9 +7939,7 @@
     </w:pPr>
     <w:rPr>
       <w:b/>
-      <w:bCs/>
       <w:sz w:val="26"/>
-      <w:szCs w:val="26"/>
     </w:rPr>
   </w:style>
   <w:style w:type="paragraph" w:styleId="Heading3">
@@ -8063,9 +7954,7 @@
     </w:pPr>
     <w:rPr>
       <w:b/>
-      <w:bCs/>
       <w:sz w:val="24"/>
-      <w:szCs w:val="24"/>
     </w:rPr>
   </w:style>
   <w:style w:type="paragraph" w:styleId="Heading4">
@@ -8079,9 +7968,7 @@
     </w:pPr>
     <w:rPr>
       <w:b/>
-      <w:bCs/>
       <w:sz w:val="22"/>
-      <w:szCs w:val="22"/>
     </w:rPr>
   </w:style>
   <w:style w:type="paragraph" w:styleId="Heading5">
@@ -8095,9 +7982,7 @@
     </w:pPr>
     <w:rPr>
       <w:b/>
-      <w:bCs/>
       <w:sz w:val="22"/>
-      <w:szCs w:val="22"/>
     </w:rPr>
   </w:style>
   <w:style w:type="paragraph" w:styleId="Heading6">
@@ -8111,9 +7996,7 @@
     </w:pPr>
     <w:rPr>
       <w:i/>
-      <w:iCs/>
       <w:sz w:val="22"/>
-      <w:szCs w:val="22"/>
     </w:rPr>
   </w:style>
   <w:style w:type="paragraph" w:styleId="Title">
@@ -8127,7 +8010,6 @@
     </w:pPr>
     <w:rPr>
       <w:sz w:val="56"/>
-      <w:szCs w:val="56"/>
     </w:rPr>
   </w:style>
   <w:style w:type="paragraph" w:styleId="Quote">
@@ -8142,7 +8024,6 @@
     </w:pPr>
     <w:rPr>
       <w:i/>
-      <w:iCs/>
       <w:color w:val="404040"/>
     </w:rPr>
   </w:style>
@@ -8158,7 +8039,6 @@
     <w:rPr>
       <w:rFonts w:ascii="Consolas" w:hAnsi="Consolas" w:eastAsia="Consolas" w:cs="Consolas"/>
       <w:sz w:val="20"/>
-      <w:szCs w:val="20"/>
     </w:rPr>
   </w:style>
   <w:style w:type="character" w:styleId="CodeChar">
@@ -8167,7 +8047,6 @@
     <w:rPr>
       <w:rFonts w:ascii="Consolas" w:hAnsi="Consolas" w:eastAsia="Consolas" w:cs="Consolas"/>
       <w:sz w:val="20"/>
-      <w:szCs w:val="20"/>
       <w:shd w:val="clear" w:color="auto" w:fill="F5F5F5"/>
     </w:rPr>
   </w:style>

--- a/docs/word/technical-system-design.docx
+++ b/docs/word/technical-system-design.docx
@@ -7,7 +7,7 @@
         <w:pStyle w:val="Heading1"/>
       </w:pPr>
       <w:r>
-        <w:t xml:space="preserve">ReminderFoxAgain 0.9.1 — Technical System Design</w:t>
+        <w:t xml:space="preserve">ReminderFoxAgain 0.9.2 — Technical System Design</w:t>
       </w:r>
     </w:p>
     <w:p>
@@ -1386,6 +1386,7 @@
       <w:r>
         <w:rPr>
           <w:b/>
+          <w:bCs/>
         </w:rPr>
         <w:t xml:space="preserve">ical.js components</w:t>
       </w:r>
@@ -2100,6 +2101,7 @@
       <w:r>
         <w:rPr>
           <w:b/>
+          <w:bCs/>
         </w:rPr>
         <w:t xml:space="preserve">Daily:</w:t>
       </w:r>
@@ -2136,6 +2138,7 @@
       <w:r>
         <w:rPr>
           <w:b/>
+          <w:bCs/>
         </w:rPr>
         <w:t xml:space="preserve">Manual:</w:t>
       </w:r>
@@ -2163,6 +2166,7 @@
       <w:r>
         <w:rPr>
           <w:b/>
+          <w:bCs/>
         </w:rPr>
         <w:t xml:space="preserve">Before restore:</w:t>
       </w:r>
@@ -2209,6 +2213,7 @@
       <w:r>
         <w:rPr>
           <w:b/>
+          <w:bCs/>
         </w:rPr>
         <w:t xml:space="preserve">rows</w:t>
       </w:r>
@@ -2280,6 +2285,7 @@
       <w:r>
         <w:rPr>
           <w:b/>
+          <w:bCs/>
         </w:rPr>
         <w:t xml:space="preserve">carried</w:t>
       </w:r>
@@ -2340,6 +2346,7 @@
       <w:r>
         <w:rPr>
           <w:b/>
+          <w:bCs/>
         </w:rPr>
         <w:t xml:space="preserve">original</w:t>
       </w:r>
@@ -2518,6 +2525,7 @@
       <w:r>
         <w:rPr>
           <w:b/>
+          <w:bCs/>
         </w:rPr>
         <w:t xml:space="preserve">by</w:t>
       </w:r>
@@ -2536,6 +2544,7 @@
       <w:r>
         <w:rPr>
           <w:b/>
+          <w:bCs/>
         </w:rPr>
         <w:t xml:space="preserve">Model.</w:t>
       </w:r>
@@ -2635,6 +2644,7 @@
       <w:r>
         <w:rPr>
           <w:b/>
+          <w:bCs/>
         </w:rPr>
         <w:t xml:space="preserve">Fire times.</w:t>
       </w:r>
@@ -2671,6 +2681,7 @@
       <w:r>
         <w:rPr>
           <w:b/>
+          <w:bCs/>
         </w:rPr>
         <w:t xml:space="preserve">latest</w:t>
       </w:r>
@@ -2689,6 +2700,7 @@
       <w:r>
         <w:rPr>
           <w:b/>
+          <w:bCs/>
         </w:rPr>
         <w:t xml:space="preserve">Keys.</w:t>
       </w:r>
@@ -2716,6 +2728,7 @@
       <w:r>
         <w:rPr>
           <w:b/>
+          <w:bCs/>
         </w:rPr>
         <w:t xml:space="preserve">Interoperability.</w:t>
       </w:r>
@@ -2770,6 +2783,7 @@
       <w:r>
         <w:rPr>
           <w:b/>
+          <w:bCs/>
         </w:rPr>
         <w:t xml:space="preserve">Scheduling.</w:t>
       </w:r>
@@ -2829,6 +2843,7 @@
       <w:r>
         <w:rPr>
           <w:b/>
+          <w:bCs/>
         </w:rPr>
         <w:t xml:space="preserve">Model.</w:t>
       </w:r>
@@ -2892,6 +2907,7 @@
       <w:r>
         <w:rPr>
           <w:b/>
+          <w:bCs/>
         </w:rPr>
         <w:t xml:space="preserve">Viewing.</w:t>
       </w:r>
@@ -2919,6 +2935,7 @@
       <w:r>
         <w:rPr>
           <w:b/>
+          <w:bCs/>
         </w:rPr>
         <w:t xml:space="preserve">Duplicate and copy.</w:t>
       </w:r>
@@ -3018,6 +3035,7 @@
       <w:r>
         <w:rPr>
           <w:b/>
+          <w:bCs/>
         </w:rPr>
         <w:t xml:space="preserve">Move.</w:t>
       </w:r>
@@ -3054,6 +3072,7 @@
       <w:r>
         <w:rPr>
           <w:b/>
+          <w:bCs/>
         </w:rPr>
         <w:t xml:space="preserve">Remove a list.</w:t>
       </w:r>
@@ -3099,6 +3118,7 @@
       <w:r>
         <w:rPr>
           <w:b/>
+          <w:bCs/>
         </w:rPr>
         <w:t xml:space="preserve">Import of the add-on's lists.</w:t>
       </w:r>
@@ -3185,6 +3205,7 @@
       <w:r>
         <w:rPr>
           <w:b/>
+          <w:bCs/>
         </w:rPr>
         <w:t xml:space="preserve">Terminated or Suspended</w:t>
       </w:r>
@@ -3203,6 +3224,7 @@
       <w:r>
         <w:rPr>
           <w:b/>
+          <w:bCs/>
         </w:rPr>
         <w:t xml:space="preserve">UI.</w:t>
       </w:r>
@@ -3239,6 +3261,7 @@
       <w:r>
         <w:rPr>
           <w:b/>
+          <w:bCs/>
         </w:rPr>
         <w:t xml:space="preserve">archiveToList().</w:t>
       </w:r>
@@ -3347,6 +3370,7 @@
       <w:r>
         <w:rPr>
           <w:b/>
+          <w:bCs/>
         </w:rPr>
         <w:t xml:space="preserve">Kept.</w:t>
       </w:r>
@@ -3454,6 +3478,7 @@
       <w:r>
         <w:rPr>
           <w:b/>
+          <w:bCs/>
         </w:rPr>
         <w:t xml:space="preserve">Preview.</w:t>
       </w:r>
@@ -3481,6 +3506,7 @@
       <w:r>
         <w:rPr>
           <w:i/>
+          <w:iCs/>
         </w:rPr>
         <w:t xml:space="preserve">existing</w:t>
       </w:r>
@@ -3490,6 +3516,7 @@
       <w:r>
         <w:rPr>
           <w:i/>
+          <w:iCs/>
         </w:rPr>
         <w:t xml:space="preserve">duplicates</w:t>
       </w:r>
@@ -3520,6 +3547,7 @@
       <w:r>
         <w:rPr>
           <w:b/>
+          <w:bCs/>
         </w:rPr>
         <w:t xml:space="preserve">Import.</w:t>
       </w:r>
@@ -3559,6 +3587,7 @@
       <w:r>
         <w:rPr>
           <w:b/>
+          <w:bCs/>
         </w:rPr>
         <w:t xml:space="preserve">Replace.</w:t>
       </w:r>
@@ -3607,6 +3636,7 @@
       <w:r>
         <w:rPr>
           <w:b/>
+          <w:bCs/>
         </w:rPr>
         <w:t xml:space="preserve">Loose dates (0.9.1).</w:t>
       </w:r>
@@ -4199,6 +4229,7 @@
       <w:r>
         <w:rPr>
           <w:b/>
+          <w:bCs/>
         </w:rPr>
         <w:t xml:space="preserve">Keys and values.</w:t>
       </w:r>
@@ -4256,6 +4287,7 @@
       <w:r>
         <w:rPr>
           <w:b/>
+          <w:bCs/>
         </w:rPr>
         <w:t xml:space="preserve">Choice.</w:t>
       </w:r>
@@ -4349,6 +4381,7 @@
       <w:r>
         <w:rPr>
           <w:b/>
+          <w:bCs/>
         </w:rPr>
         <w:t xml:space="preserve">RTL.</w:t>
       </w:r>
@@ -4788,6 +4821,7 @@
       <w:r>
         <w:rPr>
           <w:b/>
+          <w:bCs/>
         </w:rPr>
         <w:t xml:space="preserve">View</w:t>
       </w:r>
@@ -4806,6 +4840,7 @@
       <w:r>
         <w:rPr>
           <w:b/>
+          <w:bCs/>
         </w:rPr>
         <w:t xml:space="preserve">Manage reminders…</w:t>
       </w:r>
@@ -4835,6 +4870,7 @@
       <w:r>
         <w:rPr>
           <w:b/>
+          <w:bCs/>
         </w:rPr>
         <w:t xml:space="preserve">Built-in sounds.</w:t>
       </w:r>
@@ -4928,6 +4964,7 @@
       <w:r>
         <w:rPr>
           <w:b/>
+          <w:bCs/>
         </w:rPr>
         <w:t xml:space="preserve">Choice.</w:t>
       </w:r>
@@ -5012,6 +5049,7 @@
       <w:r>
         <w:rPr>
           <w:b/>
+          <w:bCs/>
         </w:rPr>
         <w:t xml:space="preserve">Playing.</w:t>
       </w:r>
@@ -5042,6 +5080,7 @@
       <w:r>
         <w:rPr>
           <w:b/>
+          <w:bCs/>
         </w:rPr>
         <w:t xml:space="preserve">Continuously until cleared.</w:t>
       </w:r>
@@ -5125,6 +5164,7 @@
       <w:r>
         <w:rPr>
           <w:b/>
+          <w:bCs/>
         </w:rPr>
         <w:t xml:space="preserve">Show completed.</w:t>
       </w:r>
@@ -5191,6 +5231,7 @@
       <w:r>
         <w:rPr>
           <w:b/>
+          <w:bCs/>
         </w:rPr>
         <w:t xml:space="preserve">Mini calendar.</w:t>
       </w:r>
@@ -5238,6 +5279,7 @@
       <w:r>
         <w:rPr>
           <w:b/>
+          <w:bCs/>
         </w:rPr>
         <w:t xml:space="preserve">Model.</w:t>
       </w:r>
@@ -5277,6 +5319,7 @@
       <w:r>
         <w:rPr>
           <w:b/>
+          <w:bCs/>
         </w:rPr>
         <w:t xml:space="preserve">Tokens.</w:t>
       </w:r>
@@ -5334,6 +5377,7 @@
       <w:r>
         <w:rPr>
           <w:b/>
+          <w:bCs/>
         </w:rPr>
         <w:t xml:space="preserve">Applying.</w:t>
       </w:r>
@@ -5400,6 +5444,7 @@
       <w:r>
         <w:rPr>
           <w:b/>
+          <w:bCs/>
         </w:rPr>
         <w:t xml:space="preserve">Editor.</w:t>
       </w:r>
@@ -5453,6 +5498,7 @@
       <w:r>
         <w:rPr>
           <w:b/>
+          <w:bCs/>
         </w:rPr>
         <w:t xml:space="preserve">Quick alarms</w:t>
       </w:r>
@@ -5489,6 +5535,7 @@
       <w:r>
         <w:rPr>
           <w:b/>
+          <w:bCs/>
         </w:rPr>
         <w:t xml:space="preserve">Suspend</w:t>
       </w:r>
@@ -5717,11 +5764,62 @@
       <w:r>
         <w:rPr>
           <w:b/>
+          <w:bCs/>
         </w:rPr>
         <w:t xml:space="preserve">Manage reminders…</w:t>
       </w:r>
       <w:r>
         <w:t xml:space="preserve">. A saved filter is {name, criteria[{field, value}], date{from{n,unit}, to{n,unit}}|null, includeTodos}. A criterion's comma-separated terms are OR'ed, criteria are AND'ed, and Category matches whole category names (case-insensitive), as in the add-on.</w:t>
+      </w:r>
+    </w:p>
+    <w:p>
+      <w:pPr>
+        <w:pStyle w:val="Heading3"/>
+      </w:pPr>
+      <w:r>
+        <w:t xml:space="preserve">Narrow windows (0.9.2)</w:t>
+      </w:r>
+    </w:p>
+    <w:p>
+      <w:pPr/>
+      <w:r>
+        <w:t xml:space="preserve">The main window can be as small as 820×540. The </w:t>
+      </w:r>
+      <w:r>
+        <w:rPr>
+          <w:rStyle w:val="CodeChar"/>
+        </w:rPr>
+        <w:t xml:space="preserve">.app</w:t>
+      </w:r>
+      <w:r>
+        <w:t xml:space="preserve"> grid has one column of </w:t>
+      </w:r>
+      <w:r>
+        <w:rPr>
+          <w:rStyle w:val="CodeChar"/>
+        </w:rPr>
+        <w:t xml:space="preserve">minmax(0, 1fr)</w:t>
+      </w:r>
+      <w:r>
+        <w:t xml:space="preserve">, so nothing inside can make the page wider than the window. Below 980 px a media query hides the calendar panel and the name beside the fox icon, and the search box (</w:t>
+      </w:r>
+      <w:r>
+        <w:rPr>
+          <w:rStyle w:val="CodeChar"/>
+        </w:rPr>
+        <w:t xml:space="preserve">flex: 0 1 240px</w:t>
+      </w:r>
+      <w:r>
+        <w:t xml:space="preserve">, at least 120 px) shrinks. Up to 1100 px the header buttons have less padding and gap, so the longest translations (Ukrainian, German) still fit. </w:t>
+      </w:r>
+      <w:r>
+        <w:rPr>
+          <w:rStyle w:val="CodeChar"/>
+        </w:rPr>
+        <w:t xml:space="preserve">tools/ui/layout.js</w:t>
+      </w:r>
+      <w:r>
+        <w:t xml:space="preserve"> checks this at 820, 981, 990 and 1180 px.</w:t>
       </w:r>
     </w:p>
     <w:p>
@@ -7033,8 +7131,8 @@
       </w:tblPr>
       <w:tblGrid>
         <w:gridCol w:w="1621"/>
-        <w:gridCol w:w="4680"/>
-        <w:gridCol w:w="2070"/>
+        <w:gridCol w:w="4662"/>
+        <w:gridCol w:w="2088"/>
         <w:gridCol w:w="989"/>
       </w:tblGrid>
       <w:tr>
@@ -7055,7 +7153,7 @@
         </w:tc>
         <w:tc>
           <w:tcPr>
-            <w:tcW w:w="4680" w:type="dxa"/>
+            <w:tcW w:w="4662" w:type="dxa"/>
             <w:shd w:val="clear" w:color="auto" w:fill="F2F2F2"/>
           </w:tcPr>
           <w:p>
@@ -7067,7 +7165,7 @@
         </w:tc>
         <w:tc>
           <w:tcPr>
-            <w:tcW w:w="2070" w:type="dxa"/>
+            <w:tcW w:w="2088" w:type="dxa"/>
             <w:shd w:val="clear" w:color="auto" w:fill="F2F2F2"/>
           </w:tcPr>
           <w:p>
@@ -7104,7 +7202,7 @@
         </w:tc>
         <w:tc>
           <w:tcPr>
-            <w:tcW w:w="4680" w:type="dxa"/>
+            <w:tcW w:w="4662" w:type="dxa"/>
           </w:tcPr>
           <w:p>
             <w:pPr/>
@@ -7115,7 +7213,7 @@
         </w:tc>
         <w:tc>
           <w:tcPr>
-            <w:tcW w:w="2070" w:type="dxa"/>
+            <w:tcW w:w="2088" w:type="dxa"/>
           </w:tcPr>
           <w:p>
             <w:pPr/>
@@ -7156,7 +7254,7 @@
         </w:tc>
         <w:tc>
           <w:tcPr>
-            <w:tcW w:w="4680" w:type="dxa"/>
+            <w:tcW w:w="4662" w:type="dxa"/>
           </w:tcPr>
           <w:p>
             <w:pPr/>
@@ -7200,12 +7298,12 @@
         </w:tc>
         <w:tc>
           <w:tcPr>
-            <w:tcW w:w="2070" w:type="dxa"/>
-          </w:tcPr>
-          <w:p>
-            <w:pPr/>
-            <w:r>
-              <w:t xml:space="preserve">532 checks in 27 runs, including layouts at 990 and 1180 px, runs in German, French (as the system language), Arabic and a language picked in Settings, the 0.8.0 view options and the continuous sound in the alarm window, keeping your place, the mini-calendar start and your own themes</w:t>
+            <w:tcW w:w="2088" w:type="dxa"/>
+          </w:tcPr>
+          <w:p>
+            <w:pPr/>
+            <w:r>
+              <w:t xml:space="preserve">658 checks in 37 runs, including layouts at 820, 990 and 1180 px, runs in German, French (as the system language), Arabic and a language picked in Settings, the 0.8.0 view options and the continuous sound in the alarm window, keeping your place, the mini-calendar start and your own themes</w:t>
             </w:r>
           </w:p>
         </w:tc>
@@ -7235,7 +7333,7 @@
         </w:tc>
         <w:tc>
           <w:tcPr>
-            <w:tcW w:w="4680" w:type="dxa"/>
+            <w:tcW w:w="4662" w:type="dxa"/>
           </w:tcPr>
           <w:p>
             <w:pPr/>
@@ -7246,7 +7344,7 @@
         </w:tc>
         <w:tc>
           <w:tcPr>
-            <w:tcW w:w="2070" w:type="dxa"/>
+            <w:tcW w:w="2088" w:type="dxa"/>
           </w:tcPr>
           <w:p>
             <w:pPr/>
@@ -7281,7 +7379,7 @@
         </w:tc>
         <w:tc>
           <w:tcPr>
-            <w:tcW w:w="4680" w:type="dxa"/>
+            <w:tcW w:w="4662" w:type="dxa"/>
           </w:tcPr>
           <w:p>
             <w:pPr/>
@@ -7292,7 +7390,7 @@
         </w:tc>
         <w:tc>
           <w:tcPr>
-            <w:tcW w:w="2070" w:type="dxa"/>
+            <w:tcW w:w="2088" w:type="dxa"/>
           </w:tcPr>
           <w:p>
             <w:pPr/>
@@ -7327,7 +7425,7 @@
         </w:tc>
         <w:tc>
           <w:tcPr>
-            <w:tcW w:w="4680" w:type="dxa"/>
+            <w:tcW w:w="4662" w:type="dxa"/>
           </w:tcPr>
           <w:p>
             <w:pPr/>
@@ -7338,7 +7436,7 @@
         </w:tc>
         <w:tc>
           <w:tcPr>
-            <w:tcW w:w="2070" w:type="dxa"/>
+            <w:tcW w:w="2088" w:type="dxa"/>
           </w:tcPr>
           <w:p>
             <w:pPr/>
@@ -7924,7 +8022,9 @@
     </w:pPr>
     <w:rPr>
       <w:b/>
+      <w:bCs/>
       <w:sz w:val="32"/>
+      <w:szCs w:val="32"/>
     </w:rPr>
   </w:style>
   <w:style w:type="paragraph" w:styleId="Heading2">
@@ -7939,7 +8039,9 @@
     </w:pPr>
     <w:rPr>
       <w:b/>
+      <w:bCs/>
       <w:sz w:val="26"/>
+      <w:szCs w:val="26"/>
     </w:rPr>
   </w:style>
   <w:style w:type="paragraph" w:styleId="Heading3">
@@ -7954,7 +8056,9 @@
     </w:pPr>
     <w:rPr>
       <w:b/>
+      <w:bCs/>
       <w:sz w:val="24"/>
+      <w:szCs w:val="24"/>
     </w:rPr>
   </w:style>
   <w:style w:type="paragraph" w:styleId="Heading4">
@@ -7968,7 +8072,9 @@
     </w:pPr>
     <w:rPr>
       <w:b/>
+      <w:bCs/>
       <w:sz w:val="22"/>
+      <w:szCs w:val="22"/>
     </w:rPr>
   </w:style>
   <w:style w:type="paragraph" w:styleId="Heading5">
@@ -7982,7 +8088,9 @@
     </w:pPr>
     <w:rPr>
       <w:b/>
+      <w:bCs/>
       <w:sz w:val="22"/>
+      <w:szCs w:val="22"/>
     </w:rPr>
   </w:style>
   <w:style w:type="paragraph" w:styleId="Heading6">
@@ -7996,7 +8104,9 @@
     </w:pPr>
     <w:rPr>
       <w:i/>
+      <w:iCs/>
       <w:sz w:val="22"/>
+      <w:szCs w:val="22"/>
     </w:rPr>
   </w:style>
   <w:style w:type="paragraph" w:styleId="Title">
@@ -8010,6 +8120,7 @@
     </w:pPr>
     <w:rPr>
       <w:sz w:val="56"/>
+      <w:szCs w:val="56"/>
     </w:rPr>
   </w:style>
   <w:style w:type="paragraph" w:styleId="Quote">
@@ -8024,6 +8135,7 @@
     </w:pPr>
     <w:rPr>
       <w:i/>
+      <w:iCs/>
       <w:color w:val="404040"/>
     </w:rPr>
   </w:style>
@@ -8039,6 +8151,7 @@
     <w:rPr>
       <w:rFonts w:ascii="Consolas" w:hAnsi="Consolas" w:eastAsia="Consolas" w:cs="Consolas"/>
       <w:sz w:val="20"/>
+      <w:szCs w:val="20"/>
     </w:rPr>
   </w:style>
   <w:style w:type="character" w:styleId="CodeChar">
@@ -8047,6 +8160,7 @@
     <w:rPr>
       <w:rFonts w:ascii="Consolas" w:hAnsi="Consolas" w:eastAsia="Consolas" w:cs="Consolas"/>
       <w:sz w:val="20"/>
+      <w:szCs w:val="20"/>
       <w:shd w:val="clear" w:color="auto" w:fill="F5F5F5"/>
     </w:rPr>
   </w:style>
